--- a/docs/qms/evidence-2026/QMS_Word/procedures__SOP-15_Management_Review.docx
+++ b/docs/qms/evidence-2026/QMS_Word/procedures__SOP-15_Management_Review.docx
@@ -17,20 +17,20 @@
     </w:p>
     <w:tbl>
       <w:tblPr>
-        <w:tblW w:w="4578" w:type="dxa"/>
-        <w:jc w:val="left"/>
-        <w:tblInd w:w="0" w:type="dxa"/>
+        <w:tblW w:w="5000" w:type="pct"/>
+        <w:jc w:val="left"/>
+        <w:tblInd w:w="-7" w:type="dxa"/>
         <w:tblLayout w:type="fixed"/>
         <w:tblCellMar>
-          <w:top w:w="28" w:type="dxa"/>
-          <w:left w:w="28" w:type="dxa"/>
-          <w:bottom w:w="28" w:type="dxa"/>
-          <w:right w:w="28" w:type="dxa"/>
+          <w:top w:w="60" w:type="dxa"/>
+          <w:left w:w="60" w:type="dxa"/>
+          <w:bottom w:w="60" w:type="dxa"/>
+          <w:right w:w="60" w:type="dxa"/>
         </w:tblCellMar>
       </w:tblPr>
       <w:tblGrid>
-        <w:gridCol w:w="1934"/>
-        <w:gridCol w:w="2644"/>
+        <w:gridCol w:w="1357"/>
+        <w:gridCol w:w="3295"/>
       </w:tblGrid>
       <w:tr>
         <w:trPr>
@@ -38,44 +38,60 @@
         </w:trPr>
         <w:tc>
           <w:tcPr>
-            <w:tcW w:w="1934" w:type="dxa"/>
-            <w:tcBorders/>
+            <w:tcW w:w="1357" w:type="dxa"/>
+            <w:tcBorders>
+              <w:top w:val="single" w:sz="6" w:space="0" w:color="BFC7D5"/>
+              <w:left w:val="single" w:sz="6" w:space="0" w:color="BFC7D5"/>
+              <w:bottom w:val="single" w:sz="2" w:space="0" w:color="BFC7D5"/>
+              <w:right w:val="single" w:sz="6" w:space="0" w:color="BFC7D5"/>
+            </w:tcBorders>
+            <w:shd w:fill="1F3A5F" w:val="clear"/>
             <w:vAlign w:val="center"/>
           </w:tcPr>
           <w:p>
             <w:pPr>
               <w:pStyle w:val="TableHeading"/>
-              <w:suppressLineNumbers/>
-              <w:shd w:fill="1F3A5F" w:val="clear"/>
-              <w:bidi w:val="0"/>
-              <w:spacing w:before="0" w:after="283"/>
-              <w:jc w:val="center"/>
-              <w:rPr/>
-            </w:pPr>
-            <w:r>
-              <w:rPr/>
+              <w:bidi w:val="0"/>
+              <w:spacing w:before="0" w:after="283"/>
+              <w:jc w:val="left"/>
+              <w:rPr>
+                <w:color w:val="FFFFFF"/>
+              </w:rPr>
+            </w:pPr>
+            <w:r>
+              <w:rPr>
+                <w:color w:val="FFFFFF"/>
+              </w:rPr>
               <w:t>Field</w:t>
             </w:r>
           </w:p>
         </w:tc>
         <w:tc>
           <w:tcPr>
-            <w:tcW w:w="2644" w:type="dxa"/>
-            <w:tcBorders/>
+            <w:tcW w:w="3295" w:type="dxa"/>
+            <w:tcBorders>
+              <w:top w:val="single" w:sz="6" w:space="0" w:color="BFC7D5"/>
+              <w:left w:val="single" w:sz="2" w:space="0" w:color="BFC7D5"/>
+              <w:bottom w:val="single" w:sz="2" w:space="0" w:color="BFC7D5"/>
+              <w:right w:val="single" w:sz="6" w:space="0" w:color="BFC7D5"/>
+            </w:tcBorders>
+            <w:shd w:fill="1F3A5F" w:val="clear"/>
             <w:vAlign w:val="center"/>
           </w:tcPr>
           <w:p>
             <w:pPr>
               <w:pStyle w:val="TableHeading"/>
-              <w:suppressLineNumbers/>
-              <w:shd w:fill="1F3A5F" w:val="clear"/>
-              <w:bidi w:val="0"/>
-              <w:spacing w:before="0" w:after="283"/>
-              <w:jc w:val="center"/>
-              <w:rPr/>
-            </w:pPr>
-            <w:r>
-              <w:rPr/>
+              <w:bidi w:val="0"/>
+              <w:spacing w:before="0" w:after="283"/>
+              <w:jc w:val="left"/>
+              <w:rPr>
+                <w:color w:val="FFFFFF"/>
+              </w:rPr>
+            </w:pPr>
+            <w:r>
+              <w:rPr>
+                <w:color w:val="FFFFFF"/>
+              </w:rPr>
               <w:t>Value</w:t>
             </w:r>
           </w:p>
@@ -85,8 +101,12 @@
         <w:trPr/>
         <w:tc>
           <w:tcPr>
-            <w:tcW w:w="1934" w:type="dxa"/>
-            <w:tcBorders/>
+            <w:tcW w:w="1357" w:type="dxa"/>
+            <w:tcBorders>
+              <w:left w:val="single" w:sz="6" w:space="0" w:color="BFC7D5"/>
+              <w:bottom w:val="single" w:sz="2" w:space="0" w:color="BFC7D5"/>
+              <w:right w:val="single" w:sz="6" w:space="0" w:color="BFC7D5"/>
+            </w:tcBorders>
             <w:vAlign w:val="center"/>
           </w:tcPr>
           <w:p>
@@ -105,8 +125,12 @@
         </w:tc>
         <w:tc>
           <w:tcPr>
-            <w:tcW w:w="2644" w:type="dxa"/>
-            <w:tcBorders/>
+            <w:tcW w:w="3295" w:type="dxa"/>
+            <w:tcBorders>
+              <w:left w:val="single" w:sz="2" w:space="0" w:color="BFC7D5"/>
+              <w:bottom w:val="single" w:sz="2" w:space="0" w:color="BFC7D5"/>
+              <w:right w:val="single" w:sz="6" w:space="0" w:color="BFC7D5"/>
+            </w:tcBorders>
             <w:vAlign w:val="center"/>
           </w:tcPr>
           <w:p>
@@ -128,8 +152,12 @@
         <w:trPr/>
         <w:tc>
           <w:tcPr>
-            <w:tcW w:w="1934" w:type="dxa"/>
-            <w:tcBorders/>
+            <w:tcW w:w="1357" w:type="dxa"/>
+            <w:tcBorders>
+              <w:left w:val="single" w:sz="6" w:space="0" w:color="BFC7D5"/>
+              <w:bottom w:val="single" w:sz="2" w:space="0" w:color="BFC7D5"/>
+              <w:right w:val="single" w:sz="6" w:space="0" w:color="BFC7D5"/>
+            </w:tcBorders>
             <w:vAlign w:val="center"/>
           </w:tcPr>
           <w:p>
@@ -148,21 +176,25 @@
         </w:tc>
         <w:tc>
           <w:tcPr>
-            <w:tcW w:w="2644" w:type="dxa"/>
-            <w:tcBorders/>
-            <w:vAlign w:val="center"/>
-          </w:tcPr>
-          <w:p>
-            <w:pPr>
-              <w:pStyle w:val="TableContents"/>
-              <w:bidi w:val="0"/>
-              <w:spacing w:before="0" w:after="283"/>
-              <w:jc w:val="left"/>
-              <w:rPr/>
-            </w:pPr>
-            <w:r>
-              <w:rPr/>
-              <w:t>1.0</w:t>
+            <w:tcW w:w="3295" w:type="dxa"/>
+            <w:tcBorders>
+              <w:left w:val="single" w:sz="2" w:space="0" w:color="BFC7D5"/>
+              <w:bottom w:val="single" w:sz="2" w:space="0" w:color="BFC7D5"/>
+              <w:right w:val="single" w:sz="6" w:space="0" w:color="BFC7D5"/>
+            </w:tcBorders>
+            <w:vAlign w:val="center"/>
+          </w:tcPr>
+          <w:p>
+            <w:pPr>
+              <w:pStyle w:val="TableContents"/>
+              <w:bidi w:val="0"/>
+              <w:spacing w:before="0" w:after="283"/>
+              <w:jc w:val="left"/>
+              <w:rPr/>
+            </w:pPr>
+            <w:r>
+              <w:rPr/>
+              <w:t>1.1</w:t>
             </w:r>
           </w:p>
         </w:tc>
@@ -171,8 +203,12 @@
         <w:trPr/>
         <w:tc>
           <w:tcPr>
-            <w:tcW w:w="1934" w:type="dxa"/>
-            <w:tcBorders/>
+            <w:tcW w:w="1357" w:type="dxa"/>
+            <w:tcBorders>
+              <w:left w:val="single" w:sz="6" w:space="0" w:color="BFC7D5"/>
+              <w:bottom w:val="single" w:sz="2" w:space="0" w:color="BFC7D5"/>
+              <w:right w:val="single" w:sz="6" w:space="0" w:color="BFC7D5"/>
+            </w:tcBorders>
             <w:vAlign w:val="center"/>
           </w:tcPr>
           <w:p>
@@ -191,8 +227,12 @@
         </w:tc>
         <w:tc>
           <w:tcPr>
-            <w:tcW w:w="2644" w:type="dxa"/>
-            <w:tcBorders/>
+            <w:tcW w:w="3295" w:type="dxa"/>
+            <w:tcBorders>
+              <w:left w:val="single" w:sz="2" w:space="0" w:color="BFC7D5"/>
+              <w:bottom w:val="single" w:sz="2" w:space="0" w:color="BFC7D5"/>
+              <w:right w:val="single" w:sz="6" w:space="0" w:color="BFC7D5"/>
+            </w:tcBorders>
             <w:vAlign w:val="center"/>
           </w:tcPr>
           <w:p>
@@ -207,7 +247,7 @@
               <w:rPr>
                 <w:rStyle w:val="Strong"/>
               </w:rPr>
-              <w:t>DRAFT — not yet approved</w:t>
+              <w:t>APPROVED</w:t>
             </w:r>
           </w:p>
         </w:tc>
@@ -216,8 +256,12 @@
         <w:trPr/>
         <w:tc>
           <w:tcPr>
-            <w:tcW w:w="1934" w:type="dxa"/>
-            <w:tcBorders/>
+            <w:tcW w:w="1357" w:type="dxa"/>
+            <w:tcBorders>
+              <w:left w:val="single" w:sz="6" w:space="0" w:color="BFC7D5"/>
+              <w:bottom w:val="single" w:sz="2" w:space="0" w:color="BFC7D5"/>
+              <w:right w:val="single" w:sz="6" w:space="0" w:color="BFC7D5"/>
+            </w:tcBorders>
             <w:vAlign w:val="center"/>
           </w:tcPr>
           <w:p>
@@ -236,21 +280,25 @@
         </w:tc>
         <w:tc>
           <w:tcPr>
-            <w:tcW w:w="2644" w:type="dxa"/>
-            <w:tcBorders/>
-            <w:vAlign w:val="center"/>
-          </w:tcPr>
-          <w:p>
-            <w:pPr>
-              <w:pStyle w:val="TableContents"/>
-              <w:bidi w:val="0"/>
-              <w:spacing w:before="0" w:after="283"/>
-              <w:jc w:val="left"/>
-              <w:rPr/>
-            </w:pPr>
-            <w:r>
-              <w:rPr/>
-              <w:t>Managing Director</w:t>
+            <w:tcW w:w="3295" w:type="dxa"/>
+            <w:tcBorders>
+              <w:left w:val="single" w:sz="2" w:space="0" w:color="BFC7D5"/>
+              <w:bottom w:val="single" w:sz="2" w:space="0" w:color="BFC7D5"/>
+              <w:right w:val="single" w:sz="6" w:space="0" w:color="BFC7D5"/>
+            </w:tcBorders>
+            <w:vAlign w:val="center"/>
+          </w:tcPr>
+          <w:p>
+            <w:pPr>
+              <w:pStyle w:val="TableContents"/>
+              <w:bidi w:val="0"/>
+              <w:spacing w:before="0" w:after="283"/>
+              <w:jc w:val="left"/>
+              <w:rPr/>
+            </w:pPr>
+            <w:r>
+              <w:rPr/>
+              <w:t>Managing Director (Anita Johan)</w:t>
             </w:r>
           </w:p>
         </w:tc>
@@ -259,8 +307,12 @@
         <w:trPr/>
         <w:tc>
           <w:tcPr>
-            <w:tcW w:w="1934" w:type="dxa"/>
-            <w:tcBorders/>
+            <w:tcW w:w="1357" w:type="dxa"/>
+            <w:tcBorders>
+              <w:left w:val="single" w:sz="6" w:space="0" w:color="BFC7D5"/>
+              <w:bottom w:val="single" w:sz="2" w:space="0" w:color="BFC7D5"/>
+              <w:right w:val="single" w:sz="6" w:space="0" w:color="BFC7D5"/>
+            </w:tcBorders>
             <w:vAlign w:val="center"/>
           </w:tcPr>
           <w:p>
@@ -279,8 +331,318 @@
         </w:tc>
         <w:tc>
           <w:tcPr>
-            <w:tcW w:w="2644" w:type="dxa"/>
-            <w:tcBorders/>
+            <w:tcW w:w="3295" w:type="dxa"/>
+            <w:tcBorders>
+              <w:left w:val="single" w:sz="2" w:space="0" w:color="BFC7D5"/>
+              <w:bottom w:val="single" w:sz="2" w:space="0" w:color="BFC7D5"/>
+              <w:right w:val="single" w:sz="6" w:space="0" w:color="BFC7D5"/>
+            </w:tcBorders>
+            <w:vAlign w:val="center"/>
+          </w:tcPr>
+          <w:p>
+            <w:pPr>
+              <w:pStyle w:val="TableContents"/>
+              <w:bidi w:val="0"/>
+              <w:spacing w:before="0" w:after="283"/>
+              <w:jc w:val="left"/>
+              <w:rPr/>
+            </w:pPr>
+            <w:r>
+              <w:rPr/>
+              <w:t>Anita Johan (Managing Director)</w:t>
+            </w:r>
+          </w:p>
+        </w:tc>
+      </w:tr>
+      <w:tr>
+        <w:trPr/>
+        <w:tc>
+          <w:tcPr>
+            <w:tcW w:w="1357" w:type="dxa"/>
+            <w:tcBorders>
+              <w:left w:val="single" w:sz="6" w:space="0" w:color="BFC7D5"/>
+              <w:bottom w:val="single" w:sz="2" w:space="0" w:color="BFC7D5"/>
+              <w:right w:val="single" w:sz="6" w:space="0" w:color="BFC7D5"/>
+            </w:tcBorders>
+            <w:vAlign w:val="center"/>
+          </w:tcPr>
+          <w:p>
+            <w:pPr>
+              <w:pStyle w:val="TableContents"/>
+              <w:bidi w:val="0"/>
+              <w:spacing w:before="0" w:after="283"/>
+              <w:jc w:val="left"/>
+              <w:rPr/>
+            </w:pPr>
+            <w:r>
+              <w:rPr/>
+              <w:t>Approval date</w:t>
+            </w:r>
+          </w:p>
+        </w:tc>
+        <w:tc>
+          <w:tcPr>
+            <w:tcW w:w="3295" w:type="dxa"/>
+            <w:tcBorders>
+              <w:left w:val="single" w:sz="2" w:space="0" w:color="BFC7D5"/>
+              <w:bottom w:val="single" w:sz="2" w:space="0" w:color="BFC7D5"/>
+              <w:right w:val="single" w:sz="6" w:space="0" w:color="BFC7D5"/>
+            </w:tcBorders>
+            <w:vAlign w:val="center"/>
+          </w:tcPr>
+          <w:p>
+            <w:pPr>
+              <w:pStyle w:val="TableContents"/>
+              <w:bidi w:val="0"/>
+              <w:spacing w:before="0" w:after="283"/>
+              <w:jc w:val="left"/>
+              <w:rPr/>
+            </w:pPr>
+            <w:r>
+              <w:rPr/>
+              <w:t>2026-10-07</w:t>
+            </w:r>
+          </w:p>
+        </w:tc>
+      </w:tr>
+      <w:tr>
+        <w:trPr/>
+        <w:tc>
+          <w:tcPr>
+            <w:tcW w:w="1357" w:type="dxa"/>
+            <w:tcBorders>
+              <w:left w:val="single" w:sz="6" w:space="0" w:color="BFC7D5"/>
+              <w:bottom w:val="single" w:sz="2" w:space="0" w:color="BFC7D5"/>
+              <w:right w:val="single" w:sz="6" w:space="0" w:color="BFC7D5"/>
+            </w:tcBorders>
+            <w:vAlign w:val="center"/>
+          </w:tcPr>
+          <w:p>
+            <w:pPr>
+              <w:pStyle w:val="TableContents"/>
+              <w:bidi w:val="0"/>
+              <w:spacing w:before="0" w:after="283"/>
+              <w:jc w:val="left"/>
+              <w:rPr/>
+            </w:pPr>
+            <w:r>
+              <w:rPr/>
+              <w:t>ISO 9001:2015 clauses</w:t>
+            </w:r>
+          </w:p>
+        </w:tc>
+        <w:tc>
+          <w:tcPr>
+            <w:tcW w:w="3295" w:type="dxa"/>
+            <w:tcBorders>
+              <w:left w:val="single" w:sz="2" w:space="0" w:color="BFC7D5"/>
+              <w:bottom w:val="single" w:sz="2" w:space="0" w:color="BFC7D5"/>
+              <w:right w:val="single" w:sz="6" w:space="0" w:color="BFC7D5"/>
+            </w:tcBorders>
+            <w:vAlign w:val="center"/>
+          </w:tcPr>
+          <w:p>
+            <w:pPr>
+              <w:pStyle w:val="TableContents"/>
+              <w:bidi w:val="0"/>
+              <w:spacing w:before="0" w:after="283"/>
+              <w:jc w:val="left"/>
+              <w:rPr/>
+            </w:pPr>
+            <w:r>
+              <w:rPr/>
+              <w:t>5.1, 9.3.1, 9.3.2, 9.3.3</w:t>
+            </w:r>
+          </w:p>
+        </w:tc>
+      </w:tr>
+      <w:tr>
+        <w:trPr/>
+        <w:tc>
+          <w:tcPr>
+            <w:tcW w:w="1357" w:type="dxa"/>
+            <w:tcBorders>
+              <w:left w:val="single" w:sz="6" w:space="0" w:color="BFC7D5"/>
+              <w:bottom w:val="single" w:sz="2" w:space="0" w:color="BFC7D5"/>
+              <w:right w:val="single" w:sz="6" w:space="0" w:color="BFC7D5"/>
+            </w:tcBorders>
+            <w:vAlign w:val="center"/>
+          </w:tcPr>
+          <w:p>
+            <w:pPr>
+              <w:pStyle w:val="TableContents"/>
+              <w:bidi w:val="0"/>
+              <w:spacing w:before="0" w:after="283"/>
+              <w:jc w:val="left"/>
+              <w:rPr/>
+            </w:pPr>
+            <w:r>
+              <w:rPr/>
+              <w:t>Prepared by</w:t>
+            </w:r>
+          </w:p>
+        </w:tc>
+        <w:tc>
+          <w:tcPr>
+            <w:tcW w:w="3295" w:type="dxa"/>
+            <w:tcBorders>
+              <w:left w:val="single" w:sz="2" w:space="0" w:color="BFC7D5"/>
+              <w:bottom w:val="single" w:sz="2" w:space="0" w:color="BFC7D5"/>
+              <w:right w:val="single" w:sz="6" w:space="0" w:color="BFC7D5"/>
+            </w:tcBorders>
+            <w:vAlign w:val="center"/>
+          </w:tcPr>
+          <w:p>
+            <w:pPr>
+              <w:pStyle w:val="TableContents"/>
+              <w:bidi w:val="0"/>
+              <w:spacing w:before="0" w:after="283"/>
+              <w:jc w:val="left"/>
+              <w:rPr/>
+            </w:pPr>
+            <w:r>
+              <w:rPr/>
+              <w:t>Richard Watson Stephen Amudha (Lead Engineer) — 2026-10-07</w:t>
+            </w:r>
+          </w:p>
+        </w:tc>
+      </w:tr>
+      <w:tr>
+        <w:trPr/>
+        <w:tc>
+          <w:tcPr>
+            <w:tcW w:w="1357" w:type="dxa"/>
+            <w:tcBorders>
+              <w:left w:val="single" w:sz="6" w:space="0" w:color="BFC7D5"/>
+              <w:bottom w:val="single" w:sz="2" w:space="0" w:color="BFC7D5"/>
+              <w:right w:val="single" w:sz="6" w:space="0" w:color="BFC7D5"/>
+            </w:tcBorders>
+            <w:vAlign w:val="center"/>
+          </w:tcPr>
+          <w:p>
+            <w:pPr>
+              <w:pStyle w:val="TableContents"/>
+              <w:bidi w:val="0"/>
+              <w:spacing w:before="0" w:after="283"/>
+              <w:jc w:val="left"/>
+              <w:rPr/>
+            </w:pPr>
+            <w:r>
+              <w:rPr/>
+              <w:t>Reviewed by</w:t>
+            </w:r>
+          </w:p>
+        </w:tc>
+        <w:tc>
+          <w:tcPr>
+            <w:tcW w:w="3295" w:type="dxa"/>
+            <w:tcBorders>
+              <w:left w:val="single" w:sz="2" w:space="0" w:color="BFC7D5"/>
+              <w:bottom w:val="single" w:sz="2" w:space="0" w:color="BFC7D5"/>
+              <w:right w:val="single" w:sz="6" w:space="0" w:color="BFC7D5"/>
+            </w:tcBorders>
+            <w:vAlign w:val="center"/>
+          </w:tcPr>
+          <w:p>
+            <w:pPr>
+              <w:pStyle w:val="TableContents"/>
+              <w:bidi w:val="0"/>
+              <w:spacing w:before="0" w:after="283"/>
+              <w:jc w:val="left"/>
+              <w:rPr/>
+            </w:pPr>
+            <w:r>
+              <w:rPr/>
+              <w:t>Alexander Peter (EchoMind Project Lead) — 2026-10-07</w:t>
+            </w:r>
+          </w:p>
+        </w:tc>
+      </w:tr>
+      <w:tr>
+        <w:trPr/>
+        <w:tc>
+          <w:tcPr>
+            <w:tcW w:w="1357" w:type="dxa"/>
+            <w:tcBorders>
+              <w:left w:val="single" w:sz="6" w:space="0" w:color="BFC7D5"/>
+              <w:bottom w:val="single" w:sz="2" w:space="0" w:color="BFC7D5"/>
+              <w:right w:val="single" w:sz="6" w:space="0" w:color="BFC7D5"/>
+            </w:tcBorders>
+            <w:vAlign w:val="center"/>
+          </w:tcPr>
+          <w:p>
+            <w:pPr>
+              <w:pStyle w:val="TableContents"/>
+              <w:bidi w:val="0"/>
+              <w:spacing w:before="0" w:after="283"/>
+              <w:jc w:val="left"/>
+              <w:rPr/>
+            </w:pPr>
+            <w:r>
+              <w:rPr/>
+              <w:t>Quality assurance</w:t>
+            </w:r>
+          </w:p>
+        </w:tc>
+        <w:tc>
+          <w:tcPr>
+            <w:tcW w:w="3295" w:type="dxa"/>
+            <w:tcBorders>
+              <w:left w:val="single" w:sz="2" w:space="0" w:color="BFC7D5"/>
+              <w:bottom w:val="single" w:sz="2" w:space="0" w:color="BFC7D5"/>
+              <w:right w:val="single" w:sz="6" w:space="0" w:color="BFC7D5"/>
+            </w:tcBorders>
+            <w:vAlign w:val="center"/>
+          </w:tcPr>
+          <w:p>
+            <w:pPr>
+              <w:pStyle w:val="TableContents"/>
+              <w:bidi w:val="0"/>
+              <w:spacing w:before="0" w:after="283"/>
+              <w:jc w:val="left"/>
+              <w:rPr/>
+            </w:pPr>
+            <w:r>
+              <w:rPr/>
+              <w:t>Sheryl Nazareth (QA / MR) — 2026-10-07</w:t>
+            </w:r>
+          </w:p>
+        </w:tc>
+      </w:tr>
+      <w:tr>
+        <w:trPr/>
+        <w:tc>
+          <w:tcPr>
+            <w:tcW w:w="1357" w:type="dxa"/>
+            <w:tcBorders>
+              <w:left w:val="single" w:sz="6" w:space="0" w:color="BFC7D5"/>
+              <w:bottom w:val="single" w:sz="6" w:space="0" w:color="BFC7D5"/>
+              <w:right w:val="single" w:sz="6" w:space="0" w:color="BFC7D5"/>
+            </w:tcBorders>
+            <w:vAlign w:val="center"/>
+          </w:tcPr>
+          <w:p>
+            <w:pPr>
+              <w:pStyle w:val="TableContents"/>
+              <w:bidi w:val="0"/>
+              <w:spacing w:before="0" w:after="283"/>
+              <w:jc w:val="left"/>
+              <w:rPr/>
+            </w:pPr>
+            <w:r>
+              <w:rPr/>
+              <w:t>Approval record</w:t>
+            </w:r>
+          </w:p>
+        </w:tc>
+        <w:tc>
+          <w:tcPr>
+            <w:tcW w:w="3295" w:type="dxa"/>
+            <w:tcBorders>
+              <w:left w:val="single" w:sz="2" w:space="0" w:color="BFC7D5"/>
+              <w:bottom w:val="single" w:sz="6" w:space="0" w:color="BFC7D5"/>
+              <w:right w:val="single" w:sz="6" w:space="0" w:color="BFC7D5"/>
+            </w:tcBorders>
             <w:vAlign w:val="center"/>
           </w:tcPr>
           <w:p>
@@ -295,100 +657,30 @@
               <w:rPr>
                 <w:rStyle w:val="SourceText"/>
               </w:rPr>
-              <w:t>________________________</w:t>
-            </w:r>
-          </w:p>
-        </w:tc>
-      </w:tr>
-      <w:tr>
-        <w:trPr/>
-        <w:tc>
-          <w:tcPr>
-            <w:tcW w:w="1934" w:type="dxa"/>
-            <w:tcBorders/>
-            <w:vAlign w:val="center"/>
-          </w:tcPr>
-          <w:p>
-            <w:pPr>
-              <w:pStyle w:val="TableContents"/>
-              <w:bidi w:val="0"/>
-              <w:spacing w:before="0" w:after="283"/>
-              <w:jc w:val="left"/>
-              <w:rPr/>
-            </w:pPr>
-            <w:r>
-              <w:rPr/>
-              <w:t>Approval date</w:t>
-            </w:r>
-          </w:p>
-        </w:tc>
-        <w:tc>
-          <w:tcPr>
-            <w:tcW w:w="2644" w:type="dxa"/>
-            <w:tcBorders/>
-            <w:vAlign w:val="center"/>
-          </w:tcPr>
-          <w:p>
-            <w:pPr>
-              <w:pStyle w:val="TableContents"/>
-              <w:bidi w:val="0"/>
-              <w:spacing w:before="0" w:after="283"/>
-              <w:jc w:val="left"/>
-              <w:rPr/>
-            </w:pPr>
-            <w:r>
-              <w:rPr>
-                <w:rStyle w:val="SourceText"/>
-              </w:rPr>
-              <w:t>____ / ____ / ________</w:t>
-            </w:r>
-          </w:p>
-        </w:tc>
-      </w:tr>
-      <w:tr>
-        <w:trPr/>
-        <w:tc>
-          <w:tcPr>
-            <w:tcW w:w="1934" w:type="dxa"/>
-            <w:tcBorders/>
-            <w:vAlign w:val="center"/>
-          </w:tcPr>
-          <w:p>
-            <w:pPr>
-              <w:pStyle w:val="TableContents"/>
-              <w:bidi w:val="0"/>
-              <w:spacing w:before="0" w:after="283"/>
-              <w:jc w:val="left"/>
-              <w:rPr/>
-            </w:pPr>
-            <w:r>
-              <w:rPr/>
-              <w:t>ISO 9001:2015 clauses</w:t>
-            </w:r>
-          </w:p>
-        </w:tc>
-        <w:tc>
-          <w:tcPr>
-            <w:tcW w:w="2644" w:type="dxa"/>
-            <w:tcBorders/>
-            <w:vAlign w:val="center"/>
-          </w:tcPr>
-          <w:p>
-            <w:pPr>
-              <w:pStyle w:val="TableContents"/>
-              <w:bidi w:val="0"/>
-              <w:spacing w:before="0" w:after="283"/>
-              <w:jc w:val="left"/>
-              <w:rPr/>
-            </w:pPr>
-            <w:r>
-              <w:rPr/>
-              <w:t>5.1, 9.3.1, 9.3.2, 9.3.3</w:t>
+              <w:t>records/approvals/2026-10-07_AR-2026-001_document_approval.md</w:t>
             </w:r>
           </w:p>
         </w:tc>
       </w:tr>
     </w:tbl>
+    <w:p>
+      <w:pPr>
+        <w:pStyle w:val="BlockQuotation"/>
+        <w:bidi w:val="0"/>
+        <w:jc w:val="left"/>
+        <w:rPr/>
+      </w:pPr>
+      <w:r>
+        <w:rPr>
+          <w:rStyle w:val="Strong"/>
+        </w:rPr>
+        <w:t>Revision note 2026-10-07.</w:t>
+      </w:r>
+      <w:r>
+        <w:rPr/>
+        <w:t xml:space="preserve"> Wording in this procedure about “one person” describes the engineering work, which is concentrated in the Lead Engineer. Within AJACE Inc. the roles are held by named people (QM-01 §7.1): independent review by the EchoMind Project Lead (Alexander Peter), verification and QMS maintenance by QA/MR (Sheryl Nazareth), approval and release authorisation by the Managing Director (Anita Johan); internal audit is provided by the AJACE Inc. corporate audit programme.</w:t>
+      </w:r>
+    </w:p>
     <w:p>
       <w:pPr>
         <w:pStyle w:val="HorizontalLine"/>
@@ -574,20 +866,20 @@
     </w:p>
     <w:tbl>
       <w:tblPr>
-        <w:tblW w:w="4578" w:type="dxa"/>
-        <w:jc w:val="left"/>
-        <w:tblInd w:w="0" w:type="dxa"/>
+        <w:tblW w:w="5000" w:type="pct"/>
+        <w:jc w:val="left"/>
+        <w:tblInd w:w="-7" w:type="dxa"/>
         <w:tblLayout w:type="fixed"/>
         <w:tblCellMar>
-          <w:top w:w="28" w:type="dxa"/>
-          <w:left w:w="28" w:type="dxa"/>
-          <w:bottom w:w="28" w:type="dxa"/>
-          <w:right w:w="28" w:type="dxa"/>
+          <w:top w:w="60" w:type="dxa"/>
+          <w:left w:w="60" w:type="dxa"/>
+          <w:bottom w:w="60" w:type="dxa"/>
+          <w:right w:w="60" w:type="dxa"/>
         </w:tblCellMar>
       </w:tblPr>
       <w:tblGrid>
-        <w:gridCol w:w="2187"/>
-        <w:gridCol w:w="2391"/>
+        <w:gridCol w:w="2238"/>
+        <w:gridCol w:w="2414"/>
       </w:tblGrid>
       <w:tr>
         <w:trPr>
@@ -595,44 +887,60 @@
         </w:trPr>
         <w:tc>
           <w:tcPr>
-            <w:tcW w:w="2187" w:type="dxa"/>
-            <w:tcBorders/>
+            <w:tcW w:w="2238" w:type="dxa"/>
+            <w:tcBorders>
+              <w:top w:val="single" w:sz="6" w:space="0" w:color="BFC7D5"/>
+              <w:left w:val="single" w:sz="6" w:space="0" w:color="BFC7D5"/>
+              <w:bottom w:val="single" w:sz="2" w:space="0" w:color="BFC7D5"/>
+              <w:right w:val="single" w:sz="6" w:space="0" w:color="BFC7D5"/>
+            </w:tcBorders>
+            <w:shd w:fill="1F3A5F" w:val="clear"/>
             <w:vAlign w:val="center"/>
           </w:tcPr>
           <w:p>
             <w:pPr>
               <w:pStyle w:val="TableHeading"/>
-              <w:suppressLineNumbers/>
-              <w:shd w:fill="1F3A5F" w:val="clear"/>
-              <w:bidi w:val="0"/>
-              <w:spacing w:before="0" w:after="283"/>
-              <w:jc w:val="center"/>
-              <w:rPr/>
-            </w:pPr>
-            <w:r>
-              <w:rPr/>
+              <w:bidi w:val="0"/>
+              <w:spacing w:before="0" w:after="283"/>
+              <w:jc w:val="left"/>
+              <w:rPr>
+                <w:color w:val="FFFFFF"/>
+              </w:rPr>
+            </w:pPr>
+            <w:r>
+              <w:rPr>
+                <w:color w:val="FFFFFF"/>
+              </w:rPr>
               <w:t>Trigger</w:t>
             </w:r>
           </w:p>
         </w:tc>
         <w:tc>
           <w:tcPr>
-            <w:tcW w:w="2391" w:type="dxa"/>
-            <w:tcBorders/>
+            <w:tcW w:w="2414" w:type="dxa"/>
+            <w:tcBorders>
+              <w:top w:val="single" w:sz="6" w:space="0" w:color="BFC7D5"/>
+              <w:left w:val="single" w:sz="2" w:space="0" w:color="BFC7D5"/>
+              <w:bottom w:val="single" w:sz="2" w:space="0" w:color="BFC7D5"/>
+              <w:right w:val="single" w:sz="6" w:space="0" w:color="BFC7D5"/>
+            </w:tcBorders>
+            <w:shd w:fill="1F3A5F" w:val="clear"/>
             <w:vAlign w:val="center"/>
           </w:tcPr>
           <w:p>
             <w:pPr>
               <w:pStyle w:val="TableHeading"/>
-              <w:suppressLineNumbers/>
-              <w:shd w:fill="1F3A5F" w:val="clear"/>
-              <w:bidi w:val="0"/>
-              <w:spacing w:before="0" w:after="283"/>
-              <w:jc w:val="center"/>
-              <w:rPr/>
-            </w:pPr>
-            <w:r>
-              <w:rPr/>
+              <w:bidi w:val="0"/>
+              <w:spacing w:before="0" w:after="283"/>
+              <w:jc w:val="left"/>
+              <w:rPr>
+                <w:color w:val="FFFFFF"/>
+              </w:rPr>
+            </w:pPr>
+            <w:r>
+              <w:rPr>
+                <w:color w:val="FFFFFF"/>
+              </w:rPr>
               <w:t>Reason</w:t>
             </w:r>
           </w:p>
@@ -642,8 +950,12 @@
         <w:trPr/>
         <w:tc>
           <w:tcPr>
-            <w:tcW w:w="2187" w:type="dxa"/>
-            <w:tcBorders/>
+            <w:tcW w:w="2238" w:type="dxa"/>
+            <w:tcBorders>
+              <w:left w:val="single" w:sz="6" w:space="0" w:color="BFC7D5"/>
+              <w:bottom w:val="single" w:sz="2" w:space="0" w:color="BFC7D5"/>
+              <w:right w:val="single" w:sz="6" w:space="0" w:color="BFC7D5"/>
+            </w:tcBorders>
             <w:vAlign w:val="center"/>
           </w:tcPr>
           <w:p>
@@ -672,8 +984,12 @@
         </w:tc>
         <w:tc>
           <w:tcPr>
-            <w:tcW w:w="2391" w:type="dxa"/>
-            <w:tcBorders/>
+            <w:tcW w:w="2414" w:type="dxa"/>
+            <w:tcBorders>
+              <w:left w:val="single" w:sz="2" w:space="0" w:color="BFC7D5"/>
+              <w:bottom w:val="single" w:sz="2" w:space="0" w:color="BFC7D5"/>
+              <w:right w:val="single" w:sz="6" w:space="0" w:color="BFC7D5"/>
+            </w:tcBorders>
             <w:vAlign w:val="center"/>
           </w:tcPr>
           <w:p>
@@ -695,8 +1011,12 @@
         <w:trPr/>
         <w:tc>
           <w:tcPr>
-            <w:tcW w:w="2187" w:type="dxa"/>
-            <w:tcBorders/>
+            <w:tcW w:w="2238" w:type="dxa"/>
+            <w:tcBorders>
+              <w:left w:val="single" w:sz="6" w:space="0" w:color="BFC7D5"/>
+              <w:bottom w:val="single" w:sz="2" w:space="0" w:color="BFC7D5"/>
+              <w:right w:val="single" w:sz="6" w:space="0" w:color="BFC7D5"/>
+            </w:tcBorders>
             <w:vAlign w:val="center"/>
           </w:tcPr>
           <w:p>
@@ -715,8 +1035,12 @@
         </w:tc>
         <w:tc>
           <w:tcPr>
-            <w:tcW w:w="2391" w:type="dxa"/>
-            <w:tcBorders/>
+            <w:tcW w:w="2414" w:type="dxa"/>
+            <w:tcBorders>
+              <w:left w:val="single" w:sz="2" w:space="0" w:color="BFC7D5"/>
+              <w:bottom w:val="single" w:sz="2" w:space="0" w:color="BFC7D5"/>
+              <w:right w:val="single" w:sz="6" w:space="0" w:color="BFC7D5"/>
+            </w:tcBorders>
             <w:vAlign w:val="center"/>
           </w:tcPr>
           <w:p>
@@ -738,8 +1062,12 @@
         <w:trPr/>
         <w:tc>
           <w:tcPr>
-            <w:tcW w:w="2187" w:type="dxa"/>
-            <w:tcBorders/>
+            <w:tcW w:w="2238" w:type="dxa"/>
+            <w:tcBorders>
+              <w:left w:val="single" w:sz="6" w:space="0" w:color="BFC7D5"/>
+              <w:bottom w:val="single" w:sz="2" w:space="0" w:color="BFC7D5"/>
+              <w:right w:val="single" w:sz="6" w:space="0" w:color="BFC7D5"/>
+            </w:tcBorders>
             <w:vAlign w:val="center"/>
           </w:tcPr>
           <w:p>
@@ -758,8 +1086,12 @@
         </w:tc>
         <w:tc>
           <w:tcPr>
-            <w:tcW w:w="2391" w:type="dxa"/>
-            <w:tcBorders/>
+            <w:tcW w:w="2414" w:type="dxa"/>
+            <w:tcBorders>
+              <w:left w:val="single" w:sz="2" w:space="0" w:color="BFC7D5"/>
+              <w:bottom w:val="single" w:sz="2" w:space="0" w:color="BFC7D5"/>
+              <w:right w:val="single" w:sz="6" w:space="0" w:color="BFC7D5"/>
+            </w:tcBorders>
             <w:vAlign w:val="center"/>
           </w:tcPr>
           <w:p>
@@ -791,8 +1123,12 @@
         <w:trPr/>
         <w:tc>
           <w:tcPr>
-            <w:tcW w:w="2187" w:type="dxa"/>
-            <w:tcBorders/>
+            <w:tcW w:w="2238" w:type="dxa"/>
+            <w:tcBorders>
+              <w:left w:val="single" w:sz="6" w:space="0" w:color="BFC7D5"/>
+              <w:bottom w:val="single" w:sz="2" w:space="0" w:color="BFC7D5"/>
+              <w:right w:val="single" w:sz="6" w:space="0" w:color="BFC7D5"/>
+            </w:tcBorders>
             <w:vAlign w:val="center"/>
           </w:tcPr>
           <w:p>
@@ -811,8 +1147,12 @@
         </w:tc>
         <w:tc>
           <w:tcPr>
-            <w:tcW w:w="2391" w:type="dxa"/>
-            <w:tcBorders/>
+            <w:tcW w:w="2414" w:type="dxa"/>
+            <w:tcBorders>
+              <w:left w:val="single" w:sz="2" w:space="0" w:color="BFC7D5"/>
+              <w:bottom w:val="single" w:sz="2" w:space="0" w:color="BFC7D5"/>
+              <w:right w:val="single" w:sz="6" w:space="0" w:color="BFC7D5"/>
+            </w:tcBorders>
             <w:vAlign w:val="center"/>
           </w:tcPr>
           <w:p>
@@ -834,8 +1174,12 @@
         <w:trPr/>
         <w:tc>
           <w:tcPr>
-            <w:tcW w:w="2187" w:type="dxa"/>
-            <w:tcBorders/>
+            <w:tcW w:w="2238" w:type="dxa"/>
+            <w:tcBorders>
+              <w:left w:val="single" w:sz="6" w:space="0" w:color="BFC7D5"/>
+              <w:bottom w:val="single" w:sz="6" w:space="0" w:color="BFC7D5"/>
+              <w:right w:val="single" w:sz="6" w:space="0" w:color="BFC7D5"/>
+            </w:tcBorders>
             <w:vAlign w:val="center"/>
           </w:tcPr>
           <w:p>
@@ -854,8 +1198,12 @@
         </w:tc>
         <w:tc>
           <w:tcPr>
-            <w:tcW w:w="2391" w:type="dxa"/>
-            <w:tcBorders/>
+            <w:tcW w:w="2414" w:type="dxa"/>
+            <w:tcBorders>
+              <w:left w:val="single" w:sz="2" w:space="0" w:color="BFC7D5"/>
+              <w:bottom w:val="single" w:sz="6" w:space="0" w:color="BFC7D5"/>
+              <w:right w:val="single" w:sz="6" w:space="0" w:color="BFC7D5"/>
+            </w:tcBorders>
             <w:vAlign w:val="center"/>
           </w:tcPr>
           <w:p>
@@ -922,20 +1270,20 @@
     </w:p>
     <w:tbl>
       <w:tblPr>
-        <w:tblW w:w="4578" w:type="dxa"/>
-        <w:jc w:val="left"/>
-        <w:tblInd w:w="0" w:type="dxa"/>
+        <w:tblW w:w="5000" w:type="pct"/>
+        <w:jc w:val="left"/>
+        <w:tblInd w:w="-7" w:type="dxa"/>
         <w:tblLayout w:type="fixed"/>
         <w:tblCellMar>
-          <w:top w:w="28" w:type="dxa"/>
-          <w:left w:w="28" w:type="dxa"/>
-          <w:bottom w:w="28" w:type="dxa"/>
-          <w:right w:w="28" w:type="dxa"/>
+          <w:top w:w="60" w:type="dxa"/>
+          <w:left w:w="60" w:type="dxa"/>
+          <w:bottom w:w="60" w:type="dxa"/>
+          <w:right w:w="60" w:type="dxa"/>
         </w:tblCellMar>
       </w:tblPr>
       <w:tblGrid>
-        <w:gridCol w:w="1942"/>
-        <w:gridCol w:w="2636"/>
+        <w:gridCol w:w="1991"/>
+        <w:gridCol w:w="2661"/>
       </w:tblGrid>
       <w:tr>
         <w:trPr>
@@ -943,44 +1291,60 @@
         </w:trPr>
         <w:tc>
           <w:tcPr>
-            <w:tcW w:w="1942" w:type="dxa"/>
-            <w:tcBorders/>
+            <w:tcW w:w="1991" w:type="dxa"/>
+            <w:tcBorders>
+              <w:top w:val="single" w:sz="6" w:space="0" w:color="BFC7D5"/>
+              <w:left w:val="single" w:sz="6" w:space="0" w:color="BFC7D5"/>
+              <w:bottom w:val="single" w:sz="2" w:space="0" w:color="BFC7D5"/>
+              <w:right w:val="single" w:sz="6" w:space="0" w:color="BFC7D5"/>
+            </w:tcBorders>
+            <w:shd w:fill="1F3A5F" w:val="clear"/>
             <w:vAlign w:val="center"/>
           </w:tcPr>
           <w:p>
             <w:pPr>
               <w:pStyle w:val="TableHeading"/>
-              <w:suppressLineNumbers/>
-              <w:shd w:fill="1F3A5F" w:val="clear"/>
-              <w:bidi w:val="0"/>
-              <w:spacing w:before="0" w:after="283"/>
-              <w:jc w:val="center"/>
-              <w:rPr/>
-            </w:pPr>
-            <w:r>
-              <w:rPr/>
+              <w:bidi w:val="0"/>
+              <w:spacing w:before="0" w:after="283"/>
+              <w:jc w:val="left"/>
+              <w:rPr>
+                <w:color w:val="FFFFFF"/>
+              </w:rPr>
+            </w:pPr>
+            <w:r>
+              <w:rPr>
+                <w:color w:val="FFFFFF"/>
+              </w:rPr>
               <w:t>Pack item</w:t>
             </w:r>
           </w:p>
         </w:tc>
         <w:tc>
           <w:tcPr>
-            <w:tcW w:w="2636" w:type="dxa"/>
-            <w:tcBorders/>
+            <w:tcW w:w="2661" w:type="dxa"/>
+            <w:tcBorders>
+              <w:top w:val="single" w:sz="6" w:space="0" w:color="BFC7D5"/>
+              <w:left w:val="single" w:sz="2" w:space="0" w:color="BFC7D5"/>
+              <w:bottom w:val="single" w:sz="2" w:space="0" w:color="BFC7D5"/>
+              <w:right w:val="single" w:sz="6" w:space="0" w:color="BFC7D5"/>
+            </w:tcBorders>
+            <w:shd w:fill="1F3A5F" w:val="clear"/>
             <w:vAlign w:val="center"/>
           </w:tcPr>
           <w:p>
             <w:pPr>
               <w:pStyle w:val="TableHeading"/>
-              <w:suppressLineNumbers/>
-              <w:shd w:fill="1F3A5F" w:val="clear"/>
-              <w:bidi w:val="0"/>
-              <w:spacing w:before="0" w:after="283"/>
-              <w:jc w:val="center"/>
-              <w:rPr/>
-            </w:pPr>
-            <w:r>
-              <w:rPr/>
+              <w:bidi w:val="0"/>
+              <w:spacing w:before="0" w:after="283"/>
+              <w:jc w:val="left"/>
+              <w:rPr>
+                <w:color w:val="FFFFFF"/>
+              </w:rPr>
+            </w:pPr>
+            <w:r>
+              <w:rPr>
+                <w:color w:val="FFFFFF"/>
+              </w:rPr>
               <w:t>Source</w:t>
             </w:r>
           </w:p>
@@ -990,8 +1354,12 @@
         <w:trPr/>
         <w:tc>
           <w:tcPr>
-            <w:tcW w:w="1942" w:type="dxa"/>
-            <w:tcBorders/>
+            <w:tcW w:w="1991" w:type="dxa"/>
+            <w:tcBorders>
+              <w:left w:val="single" w:sz="6" w:space="0" w:color="BFC7D5"/>
+              <w:bottom w:val="single" w:sz="2" w:space="0" w:color="BFC7D5"/>
+              <w:right w:val="single" w:sz="6" w:space="0" w:color="BFC7D5"/>
+            </w:tcBorders>
             <w:vAlign w:val="center"/>
           </w:tcPr>
           <w:p>
@@ -1010,8 +1378,12 @@
         </w:tc>
         <w:tc>
           <w:tcPr>
-            <w:tcW w:w="2636" w:type="dxa"/>
-            <w:tcBorders/>
+            <w:tcW w:w="2661" w:type="dxa"/>
+            <w:tcBorders>
+              <w:left w:val="single" w:sz="2" w:space="0" w:color="BFC7D5"/>
+              <w:bottom w:val="single" w:sz="2" w:space="0" w:color="BFC7D5"/>
+              <w:right w:val="single" w:sz="6" w:space="0" w:color="BFC7D5"/>
+            </w:tcBorders>
             <w:vAlign w:val="center"/>
           </w:tcPr>
           <w:p>
@@ -1035,8 +1407,12 @@
         <w:trPr/>
         <w:tc>
           <w:tcPr>
-            <w:tcW w:w="1942" w:type="dxa"/>
-            <w:tcBorders/>
+            <w:tcW w:w="1991" w:type="dxa"/>
+            <w:tcBorders>
+              <w:left w:val="single" w:sz="6" w:space="0" w:color="BFC7D5"/>
+              <w:bottom w:val="single" w:sz="2" w:space="0" w:color="BFC7D5"/>
+              <w:right w:val="single" w:sz="6" w:space="0" w:color="BFC7D5"/>
+            </w:tcBorders>
             <w:vAlign w:val="center"/>
           </w:tcPr>
           <w:p>
@@ -1055,8 +1431,12 @@
         </w:tc>
         <w:tc>
           <w:tcPr>
-            <w:tcW w:w="2636" w:type="dxa"/>
-            <w:tcBorders/>
+            <w:tcW w:w="2661" w:type="dxa"/>
+            <w:tcBorders>
+              <w:left w:val="single" w:sz="2" w:space="0" w:color="BFC7D5"/>
+              <w:bottom w:val="single" w:sz="2" w:space="0" w:color="BFC7D5"/>
+              <w:right w:val="single" w:sz="6" w:space="0" w:color="BFC7D5"/>
+            </w:tcBorders>
             <w:vAlign w:val="center"/>
           </w:tcPr>
           <w:p>
@@ -1090,8 +1470,12 @@
         <w:trPr/>
         <w:tc>
           <w:tcPr>
-            <w:tcW w:w="1942" w:type="dxa"/>
-            <w:tcBorders/>
+            <w:tcW w:w="1991" w:type="dxa"/>
+            <w:tcBorders>
+              <w:left w:val="single" w:sz="6" w:space="0" w:color="BFC7D5"/>
+              <w:bottom w:val="single" w:sz="2" w:space="0" w:color="BFC7D5"/>
+              <w:right w:val="single" w:sz="6" w:space="0" w:color="BFC7D5"/>
+            </w:tcBorders>
             <w:vAlign w:val="center"/>
           </w:tcPr>
           <w:p>
@@ -1110,8 +1494,12 @@
         </w:tc>
         <w:tc>
           <w:tcPr>
-            <w:tcW w:w="2636" w:type="dxa"/>
-            <w:tcBorders/>
+            <w:tcW w:w="2661" w:type="dxa"/>
+            <w:tcBorders>
+              <w:left w:val="single" w:sz="2" w:space="0" w:color="BFC7D5"/>
+              <w:bottom w:val="single" w:sz="2" w:space="0" w:color="BFC7D5"/>
+              <w:right w:val="single" w:sz="6" w:space="0" w:color="BFC7D5"/>
+            </w:tcBorders>
             <w:vAlign w:val="center"/>
           </w:tcPr>
           <w:p>
@@ -1145,8 +1533,12 @@
         <w:trPr/>
         <w:tc>
           <w:tcPr>
-            <w:tcW w:w="1942" w:type="dxa"/>
-            <w:tcBorders/>
+            <w:tcW w:w="1991" w:type="dxa"/>
+            <w:tcBorders>
+              <w:left w:val="single" w:sz="6" w:space="0" w:color="BFC7D5"/>
+              <w:bottom w:val="single" w:sz="2" w:space="0" w:color="BFC7D5"/>
+              <w:right w:val="single" w:sz="6" w:space="0" w:color="BFC7D5"/>
+            </w:tcBorders>
             <w:vAlign w:val="center"/>
           </w:tcPr>
           <w:p>
@@ -1165,8 +1557,12 @@
         </w:tc>
         <w:tc>
           <w:tcPr>
-            <w:tcW w:w="2636" w:type="dxa"/>
-            <w:tcBorders/>
+            <w:tcW w:w="2661" w:type="dxa"/>
+            <w:tcBorders>
+              <w:left w:val="single" w:sz="2" w:space="0" w:color="BFC7D5"/>
+              <w:bottom w:val="single" w:sz="2" w:space="0" w:color="BFC7D5"/>
+              <w:right w:val="single" w:sz="6" w:space="0" w:color="BFC7D5"/>
+            </w:tcBorders>
             <w:vAlign w:val="center"/>
           </w:tcPr>
           <w:p>
@@ -1204,8 +1600,12 @@
         <w:trPr/>
         <w:tc>
           <w:tcPr>
-            <w:tcW w:w="1942" w:type="dxa"/>
-            <w:tcBorders/>
+            <w:tcW w:w="1991" w:type="dxa"/>
+            <w:tcBorders>
+              <w:left w:val="single" w:sz="6" w:space="0" w:color="BFC7D5"/>
+              <w:bottom w:val="single" w:sz="2" w:space="0" w:color="BFC7D5"/>
+              <w:right w:val="single" w:sz="6" w:space="0" w:color="BFC7D5"/>
+            </w:tcBorders>
             <w:vAlign w:val="center"/>
           </w:tcPr>
           <w:p>
@@ -1224,8 +1624,12 @@
         </w:tc>
         <w:tc>
           <w:tcPr>
-            <w:tcW w:w="2636" w:type="dxa"/>
-            <w:tcBorders/>
+            <w:tcW w:w="2661" w:type="dxa"/>
+            <w:tcBorders>
+              <w:left w:val="single" w:sz="2" w:space="0" w:color="BFC7D5"/>
+              <w:bottom w:val="single" w:sz="2" w:space="0" w:color="BFC7D5"/>
+              <w:right w:val="single" w:sz="6" w:space="0" w:color="BFC7D5"/>
+            </w:tcBorders>
             <w:vAlign w:val="center"/>
           </w:tcPr>
           <w:p>
@@ -1249,8 +1653,12 @@
         <w:trPr/>
         <w:tc>
           <w:tcPr>
-            <w:tcW w:w="1942" w:type="dxa"/>
-            <w:tcBorders/>
+            <w:tcW w:w="1991" w:type="dxa"/>
+            <w:tcBorders>
+              <w:left w:val="single" w:sz="6" w:space="0" w:color="BFC7D5"/>
+              <w:bottom w:val="single" w:sz="2" w:space="0" w:color="BFC7D5"/>
+              <w:right w:val="single" w:sz="6" w:space="0" w:color="BFC7D5"/>
+            </w:tcBorders>
             <w:vAlign w:val="center"/>
           </w:tcPr>
           <w:p>
@@ -1269,8 +1677,12 @@
         </w:tc>
         <w:tc>
           <w:tcPr>
-            <w:tcW w:w="2636" w:type="dxa"/>
-            <w:tcBorders/>
+            <w:tcW w:w="2661" w:type="dxa"/>
+            <w:tcBorders>
+              <w:left w:val="single" w:sz="2" w:space="0" w:color="BFC7D5"/>
+              <w:bottom w:val="single" w:sz="2" w:space="0" w:color="BFC7D5"/>
+              <w:right w:val="single" w:sz="6" w:space="0" w:color="BFC7D5"/>
+            </w:tcBorders>
             <w:vAlign w:val="center"/>
           </w:tcPr>
           <w:p>
@@ -1294,8 +1706,12 @@
         <w:trPr/>
         <w:tc>
           <w:tcPr>
-            <w:tcW w:w="1942" w:type="dxa"/>
-            <w:tcBorders/>
+            <w:tcW w:w="1991" w:type="dxa"/>
+            <w:tcBorders>
+              <w:left w:val="single" w:sz="6" w:space="0" w:color="BFC7D5"/>
+              <w:bottom w:val="single" w:sz="2" w:space="0" w:color="BFC7D5"/>
+              <w:right w:val="single" w:sz="6" w:space="0" w:color="BFC7D5"/>
+            </w:tcBorders>
             <w:vAlign w:val="center"/>
           </w:tcPr>
           <w:p>
@@ -1314,8 +1730,12 @@
         </w:tc>
         <w:tc>
           <w:tcPr>
-            <w:tcW w:w="2636" w:type="dxa"/>
-            <w:tcBorders/>
+            <w:tcW w:w="2661" w:type="dxa"/>
+            <w:tcBorders>
+              <w:left w:val="single" w:sz="2" w:space="0" w:color="BFC7D5"/>
+              <w:bottom w:val="single" w:sz="2" w:space="0" w:color="BFC7D5"/>
+              <w:right w:val="single" w:sz="6" w:space="0" w:color="BFC7D5"/>
+            </w:tcBorders>
             <w:vAlign w:val="center"/>
           </w:tcPr>
           <w:p>
@@ -1339,8 +1759,12 @@
         <w:trPr/>
         <w:tc>
           <w:tcPr>
-            <w:tcW w:w="1942" w:type="dxa"/>
-            <w:tcBorders/>
+            <w:tcW w:w="1991" w:type="dxa"/>
+            <w:tcBorders>
+              <w:left w:val="single" w:sz="6" w:space="0" w:color="BFC7D5"/>
+              <w:bottom w:val="single" w:sz="2" w:space="0" w:color="BFC7D5"/>
+              <w:right w:val="single" w:sz="6" w:space="0" w:color="BFC7D5"/>
+            </w:tcBorders>
             <w:vAlign w:val="center"/>
           </w:tcPr>
           <w:p>
@@ -1359,8 +1783,12 @@
         </w:tc>
         <w:tc>
           <w:tcPr>
-            <w:tcW w:w="2636" w:type="dxa"/>
-            <w:tcBorders/>
+            <w:tcW w:w="2661" w:type="dxa"/>
+            <w:tcBorders>
+              <w:left w:val="single" w:sz="2" w:space="0" w:color="BFC7D5"/>
+              <w:bottom w:val="single" w:sz="2" w:space="0" w:color="BFC7D5"/>
+              <w:right w:val="single" w:sz="6" w:space="0" w:color="BFC7D5"/>
+            </w:tcBorders>
             <w:vAlign w:val="center"/>
           </w:tcPr>
           <w:p>
@@ -1392,8 +1820,12 @@
         <w:trPr/>
         <w:tc>
           <w:tcPr>
-            <w:tcW w:w="1942" w:type="dxa"/>
-            <w:tcBorders/>
+            <w:tcW w:w="1991" w:type="dxa"/>
+            <w:tcBorders>
+              <w:left w:val="single" w:sz="6" w:space="0" w:color="BFC7D5"/>
+              <w:bottom w:val="single" w:sz="2" w:space="0" w:color="BFC7D5"/>
+              <w:right w:val="single" w:sz="6" w:space="0" w:color="BFC7D5"/>
+            </w:tcBorders>
             <w:vAlign w:val="center"/>
           </w:tcPr>
           <w:p>
@@ -1412,8 +1844,12 @@
         </w:tc>
         <w:tc>
           <w:tcPr>
-            <w:tcW w:w="2636" w:type="dxa"/>
-            <w:tcBorders/>
+            <w:tcW w:w="2661" w:type="dxa"/>
+            <w:tcBorders>
+              <w:left w:val="single" w:sz="2" w:space="0" w:color="BFC7D5"/>
+              <w:bottom w:val="single" w:sz="2" w:space="0" w:color="BFC7D5"/>
+              <w:right w:val="single" w:sz="6" w:space="0" w:color="BFC7D5"/>
+            </w:tcBorders>
             <w:vAlign w:val="center"/>
           </w:tcPr>
           <w:p>
@@ -1445,8 +1881,12 @@
         <w:trPr/>
         <w:tc>
           <w:tcPr>
-            <w:tcW w:w="1942" w:type="dxa"/>
-            <w:tcBorders/>
+            <w:tcW w:w="1991" w:type="dxa"/>
+            <w:tcBorders>
+              <w:left w:val="single" w:sz="6" w:space="0" w:color="BFC7D5"/>
+              <w:bottom w:val="single" w:sz="6" w:space="0" w:color="BFC7D5"/>
+              <w:right w:val="single" w:sz="6" w:space="0" w:color="BFC7D5"/>
+            </w:tcBorders>
             <w:vAlign w:val="center"/>
           </w:tcPr>
           <w:p>
@@ -1465,8 +1905,12 @@
         </w:tc>
         <w:tc>
           <w:tcPr>
-            <w:tcW w:w="2636" w:type="dxa"/>
-            <w:tcBorders/>
+            <w:tcW w:w="2661" w:type="dxa"/>
+            <w:tcBorders>
+              <w:left w:val="single" w:sz="2" w:space="0" w:color="BFC7D5"/>
+              <w:bottom w:val="single" w:sz="6" w:space="0" w:color="BFC7D5"/>
+              <w:right w:val="single" w:sz="6" w:space="0" w:color="BFC7D5"/>
+            </w:tcBorders>
             <w:vAlign w:val="center"/>
           </w:tcPr>
           <w:p>
@@ -1822,7 +2266,7 @@
         <w:rPr>
           <w:rStyle w:val="SourceText"/>
         </w:rPr>
-        <w:t>eval/run_eval.py:281</w:t>
+        <w:t>eval/run_eval.py:309</w:t>
       </w:r>
       <w:r>
         <w:rPr/>
@@ -1843,20 +2287,20 @@
     </w:p>
     <w:tbl>
       <w:tblPr>
-        <w:tblW w:w="4578" w:type="dxa"/>
-        <w:jc w:val="left"/>
-        <w:tblInd w:w="0" w:type="dxa"/>
+        <w:tblW w:w="5000" w:type="pct"/>
+        <w:jc w:val="left"/>
+        <w:tblInd w:w="-7" w:type="dxa"/>
         <w:tblLayout w:type="fixed"/>
         <w:tblCellMar>
-          <w:top w:w="28" w:type="dxa"/>
-          <w:left w:w="28" w:type="dxa"/>
-          <w:bottom w:w="28" w:type="dxa"/>
-          <w:right w:w="28" w:type="dxa"/>
+          <w:top w:w="60" w:type="dxa"/>
+          <w:left w:w="60" w:type="dxa"/>
+          <w:bottom w:w="60" w:type="dxa"/>
+          <w:right w:w="60" w:type="dxa"/>
         </w:tblCellMar>
       </w:tblPr>
       <w:tblGrid>
-        <w:gridCol w:w="1544"/>
-        <w:gridCol w:w="3034"/>
+        <w:gridCol w:w="1579"/>
+        <w:gridCol w:w="3073"/>
       </w:tblGrid>
       <w:tr>
         <w:trPr>
@@ -1864,44 +2308,60 @@
         </w:trPr>
         <w:tc>
           <w:tcPr>
-            <w:tcW w:w="1544" w:type="dxa"/>
-            <w:tcBorders/>
+            <w:tcW w:w="1579" w:type="dxa"/>
+            <w:tcBorders>
+              <w:top w:val="single" w:sz="6" w:space="0" w:color="BFC7D5"/>
+              <w:left w:val="single" w:sz="6" w:space="0" w:color="BFC7D5"/>
+              <w:bottom w:val="single" w:sz="2" w:space="0" w:color="BFC7D5"/>
+              <w:right w:val="single" w:sz="6" w:space="0" w:color="BFC7D5"/>
+            </w:tcBorders>
+            <w:shd w:fill="1F3A5F" w:val="clear"/>
             <w:vAlign w:val="center"/>
           </w:tcPr>
           <w:p>
             <w:pPr>
               <w:pStyle w:val="TableHeading"/>
-              <w:suppressLineNumbers/>
-              <w:shd w:fill="1F3A5F" w:val="clear"/>
-              <w:bidi w:val="0"/>
-              <w:spacing w:before="0" w:after="283"/>
-              <w:jc w:val="center"/>
-              <w:rPr/>
-            </w:pPr>
-            <w:r>
-              <w:rPr/>
+              <w:bidi w:val="0"/>
+              <w:spacing w:before="0" w:after="283"/>
+              <w:jc w:val="left"/>
+              <w:rPr>
+                <w:color w:val="FFFFFF"/>
+              </w:rPr>
+            </w:pPr>
+            <w:r>
+              <w:rPr>
+                <w:color w:val="FFFFFF"/>
+              </w:rPr>
               <w:t>Measure</w:t>
             </w:r>
           </w:p>
         </w:tc>
         <w:tc>
           <w:tcPr>
-            <w:tcW w:w="3034" w:type="dxa"/>
-            <w:tcBorders/>
+            <w:tcW w:w="3073" w:type="dxa"/>
+            <w:tcBorders>
+              <w:top w:val="single" w:sz="6" w:space="0" w:color="BFC7D5"/>
+              <w:left w:val="single" w:sz="2" w:space="0" w:color="BFC7D5"/>
+              <w:bottom w:val="single" w:sz="2" w:space="0" w:color="BFC7D5"/>
+              <w:right w:val="single" w:sz="6" w:space="0" w:color="BFC7D5"/>
+            </w:tcBorders>
+            <w:shd w:fill="1F3A5F" w:val="clear"/>
             <w:vAlign w:val="center"/>
           </w:tcPr>
           <w:p>
             <w:pPr>
               <w:pStyle w:val="TableHeading"/>
-              <w:suppressLineNumbers/>
-              <w:shd w:fill="1F3A5F" w:val="clear"/>
-              <w:bidi w:val="0"/>
-              <w:spacing w:before="0" w:after="283"/>
-              <w:jc w:val="center"/>
-              <w:rPr/>
-            </w:pPr>
-            <w:r>
-              <w:rPr/>
+              <w:bidi w:val="0"/>
+              <w:spacing w:before="0" w:after="283"/>
+              <w:jc w:val="left"/>
+              <w:rPr>
+                <w:color w:val="FFFFFF"/>
+              </w:rPr>
+            </w:pPr>
+            <w:r>
+              <w:rPr>
+                <w:color w:val="FFFFFF"/>
+              </w:rPr>
               <w:t>What is reported</w:t>
             </w:r>
           </w:p>
@@ -1911,8 +2371,12 @@
         <w:trPr/>
         <w:tc>
           <w:tcPr>
-            <w:tcW w:w="1544" w:type="dxa"/>
-            <w:tcBorders/>
+            <w:tcW w:w="1579" w:type="dxa"/>
+            <w:tcBorders>
+              <w:left w:val="single" w:sz="6" w:space="0" w:color="BFC7D5"/>
+              <w:bottom w:val="single" w:sz="2" w:space="0" w:color="BFC7D5"/>
+              <w:right w:val="single" w:sz="6" w:space="0" w:color="BFC7D5"/>
+            </w:tcBorders>
             <w:vAlign w:val="center"/>
           </w:tcPr>
           <w:p>
@@ -1931,8 +2395,12 @@
         </w:tc>
         <w:tc>
           <w:tcPr>
-            <w:tcW w:w="3034" w:type="dxa"/>
-            <w:tcBorders/>
+            <w:tcW w:w="3073" w:type="dxa"/>
+            <w:tcBorders>
+              <w:left w:val="single" w:sz="2" w:space="0" w:color="BFC7D5"/>
+              <w:bottom w:val="single" w:sz="2" w:space="0" w:color="BFC7D5"/>
+              <w:right w:val="single" w:sz="6" w:space="0" w:color="BFC7D5"/>
+            </w:tcBorders>
             <w:vAlign w:val="center"/>
           </w:tcPr>
           <w:p>
@@ -1954,8 +2422,12 @@
         <w:trPr/>
         <w:tc>
           <w:tcPr>
-            <w:tcW w:w="1544" w:type="dxa"/>
-            <w:tcBorders/>
+            <w:tcW w:w="1579" w:type="dxa"/>
+            <w:tcBorders>
+              <w:left w:val="single" w:sz="6" w:space="0" w:color="BFC7D5"/>
+              <w:bottom w:val="single" w:sz="2" w:space="0" w:color="BFC7D5"/>
+              <w:right w:val="single" w:sz="6" w:space="0" w:color="BFC7D5"/>
+            </w:tcBorders>
             <w:vAlign w:val="center"/>
           </w:tcPr>
           <w:p>
@@ -1974,8 +2446,12 @@
         </w:tc>
         <w:tc>
           <w:tcPr>
-            <w:tcW w:w="3034" w:type="dxa"/>
-            <w:tcBorders/>
+            <w:tcW w:w="3073" w:type="dxa"/>
+            <w:tcBorders>
+              <w:left w:val="single" w:sz="2" w:space="0" w:color="BFC7D5"/>
+              <w:bottom w:val="single" w:sz="2" w:space="0" w:color="BFC7D5"/>
+              <w:right w:val="single" w:sz="6" w:space="0" w:color="BFC7D5"/>
+            </w:tcBorders>
             <w:vAlign w:val="center"/>
           </w:tcPr>
           <w:p>
@@ -1997,8 +2473,12 @@
         <w:trPr/>
         <w:tc>
           <w:tcPr>
-            <w:tcW w:w="1544" w:type="dxa"/>
-            <w:tcBorders/>
+            <w:tcW w:w="1579" w:type="dxa"/>
+            <w:tcBorders>
+              <w:left w:val="single" w:sz="6" w:space="0" w:color="BFC7D5"/>
+              <w:bottom w:val="single" w:sz="2" w:space="0" w:color="BFC7D5"/>
+              <w:right w:val="single" w:sz="6" w:space="0" w:color="BFC7D5"/>
+            </w:tcBorders>
             <w:vAlign w:val="center"/>
           </w:tcPr>
           <w:p>
@@ -2017,8 +2497,12 @@
         </w:tc>
         <w:tc>
           <w:tcPr>
-            <w:tcW w:w="3034" w:type="dxa"/>
-            <w:tcBorders/>
+            <w:tcW w:w="3073" w:type="dxa"/>
+            <w:tcBorders>
+              <w:left w:val="single" w:sz="2" w:space="0" w:color="BFC7D5"/>
+              <w:bottom w:val="single" w:sz="2" w:space="0" w:color="BFC7D5"/>
+              <w:right w:val="single" w:sz="6" w:space="0" w:color="BFC7D5"/>
+            </w:tcBorders>
             <w:vAlign w:val="center"/>
           </w:tcPr>
           <w:p>
@@ -2040,8 +2524,12 @@
         <w:trPr/>
         <w:tc>
           <w:tcPr>
-            <w:tcW w:w="1544" w:type="dxa"/>
-            <w:tcBorders/>
+            <w:tcW w:w="1579" w:type="dxa"/>
+            <w:tcBorders>
+              <w:left w:val="single" w:sz="6" w:space="0" w:color="BFC7D5"/>
+              <w:bottom w:val="single" w:sz="2" w:space="0" w:color="BFC7D5"/>
+              <w:right w:val="single" w:sz="6" w:space="0" w:color="BFC7D5"/>
+            </w:tcBorders>
             <w:vAlign w:val="center"/>
           </w:tcPr>
           <w:p>
@@ -2060,8 +2548,12 @@
         </w:tc>
         <w:tc>
           <w:tcPr>
-            <w:tcW w:w="3034" w:type="dxa"/>
-            <w:tcBorders/>
+            <w:tcW w:w="3073" w:type="dxa"/>
+            <w:tcBorders>
+              <w:left w:val="single" w:sz="2" w:space="0" w:color="BFC7D5"/>
+              <w:bottom w:val="single" w:sz="2" w:space="0" w:color="BFC7D5"/>
+              <w:right w:val="single" w:sz="6" w:space="0" w:color="BFC7D5"/>
+            </w:tcBorders>
             <w:vAlign w:val="center"/>
           </w:tcPr>
           <w:p>
@@ -2083,8 +2575,12 @@
         <w:trPr/>
         <w:tc>
           <w:tcPr>
-            <w:tcW w:w="1544" w:type="dxa"/>
-            <w:tcBorders/>
+            <w:tcW w:w="1579" w:type="dxa"/>
+            <w:tcBorders>
+              <w:left w:val="single" w:sz="6" w:space="0" w:color="BFC7D5"/>
+              <w:bottom w:val="single" w:sz="6" w:space="0" w:color="BFC7D5"/>
+              <w:right w:val="single" w:sz="6" w:space="0" w:color="BFC7D5"/>
+            </w:tcBorders>
             <w:vAlign w:val="center"/>
           </w:tcPr>
           <w:p>
@@ -2103,8 +2599,12 @@
         </w:tc>
         <w:tc>
           <w:tcPr>
-            <w:tcW w:w="3034" w:type="dxa"/>
-            <w:tcBorders/>
+            <w:tcW w:w="3073" w:type="dxa"/>
+            <w:tcBorders>
+              <w:left w:val="single" w:sz="2" w:space="0" w:color="BFC7D5"/>
+              <w:bottom w:val="single" w:sz="6" w:space="0" w:color="BFC7D5"/>
+              <w:right w:val="single" w:sz="6" w:space="0" w:color="BFC7D5"/>
+            </w:tcBorders>
             <w:vAlign w:val="center"/>
           </w:tcPr>
           <w:p>
@@ -2522,27 +3022,37 @@
       </w:r>
       <w:r>
         <w:rPr/>
-        <w:t xml:space="preserve"> installation from the moving branch </w:t>
+        <w:t xml:space="preserve"> installation at </w:t>
       </w:r>
       <w:r>
         <w:rPr>
           <w:rStyle w:val="SourceText"/>
         </w:rPr>
+        <w:t>backend/Dockerfile:23</w:t>
+      </w:r>
+      <w:r>
+        <w:rPr/>
+        <w:t xml:space="preserve"> (the moving branch </w:t>
+      </w:r>
+      <w:r>
+        <w:rPr>
+          <w:rStyle w:val="SourceText"/>
+        </w:rPr>
         <w:t>@main</w:t>
       </w:r>
       <w:r>
         <w:rPr/>
-        <w:t xml:space="preserve"> at </w:t>
+        <w:t xml:space="preserve"> until pinned in </w:t>
       </w:r>
       <w:r>
         <w:rPr>
           <w:rStyle w:val="SourceText"/>
         </w:rPr>
-        <w:t>backend/Dockerfile:19</w:t>
-      </w:r>
-      <w:r>
-        <w:rPr/>
-        <w:t xml:space="preserve"> is a standing item under this heading, having already caused a real outage (commit </w:t>
+        <w:t>51fd3bc</w:t>
+      </w:r>
+      <w:r>
+        <w:rPr/>
+        <w:t xml:space="preserve">, after a real outage in commit </w:t>
       </w:r>
       <w:r>
         <w:rPr>
@@ -2552,7 +3062,7 @@
       </w:r>
       <w:r>
         <w:rPr/>
-        <w:t>); licence position of each model and component; and any provider due re-evaluation.</w:t>
+        <w:t>) stays a standing item under this heading so that a moving reference does not return; licence position of each model and component; and any provider due re-evaluation.</w:t>
       </w:r>
     </w:p>
     <w:p>
@@ -2777,20 +3287,20 @@
     </w:p>
     <w:tbl>
       <w:tblPr>
-        <w:tblW w:w="4578" w:type="dxa"/>
-        <w:jc w:val="left"/>
-        <w:tblInd w:w="0" w:type="dxa"/>
+        <w:tblW w:w="5000" w:type="pct"/>
+        <w:jc w:val="left"/>
+        <w:tblInd w:w="-7" w:type="dxa"/>
         <w:tblLayout w:type="fixed"/>
         <w:tblCellMar>
-          <w:top w:w="28" w:type="dxa"/>
-          <w:left w:w="28" w:type="dxa"/>
-          <w:bottom w:w="28" w:type="dxa"/>
-          <w:right w:w="28" w:type="dxa"/>
+          <w:top w:w="60" w:type="dxa"/>
+          <w:left w:w="60" w:type="dxa"/>
+          <w:bottom w:w="60" w:type="dxa"/>
+          <w:right w:w="60" w:type="dxa"/>
         </w:tblCellMar>
       </w:tblPr>
       <w:tblGrid>
-        <w:gridCol w:w="1909"/>
-        <w:gridCol w:w="2669"/>
+        <w:gridCol w:w="1950"/>
+        <w:gridCol w:w="2702"/>
       </w:tblGrid>
       <w:tr>
         <w:trPr>
@@ -2798,44 +3308,60 @@
         </w:trPr>
         <w:tc>
           <w:tcPr>
-            <w:tcW w:w="1909" w:type="dxa"/>
-            <w:tcBorders/>
+            <w:tcW w:w="1950" w:type="dxa"/>
+            <w:tcBorders>
+              <w:top w:val="single" w:sz="6" w:space="0" w:color="BFC7D5"/>
+              <w:left w:val="single" w:sz="6" w:space="0" w:color="BFC7D5"/>
+              <w:bottom w:val="single" w:sz="2" w:space="0" w:color="BFC7D5"/>
+              <w:right w:val="single" w:sz="6" w:space="0" w:color="BFC7D5"/>
+            </w:tcBorders>
+            <w:shd w:fill="1F3A5F" w:val="clear"/>
             <w:vAlign w:val="center"/>
           </w:tcPr>
           <w:p>
             <w:pPr>
               <w:pStyle w:val="TableHeading"/>
-              <w:suppressLineNumbers/>
-              <w:shd w:fill="1F3A5F" w:val="clear"/>
-              <w:bidi w:val="0"/>
-              <w:spacing w:before="0" w:after="283"/>
-              <w:jc w:val="center"/>
-              <w:rPr/>
-            </w:pPr>
-            <w:r>
-              <w:rPr/>
+              <w:bidi w:val="0"/>
+              <w:spacing w:before="0" w:after="283"/>
+              <w:jc w:val="left"/>
+              <w:rPr>
+                <w:color w:val="FFFFFF"/>
+              </w:rPr>
+            </w:pPr>
+            <w:r>
+              <w:rPr>
+                <w:color w:val="FFFFFF"/>
+              </w:rPr>
               <w:t>Output (9.3.3)</w:t>
             </w:r>
           </w:p>
         </w:tc>
         <w:tc>
           <w:tcPr>
-            <w:tcW w:w="2669" w:type="dxa"/>
-            <w:tcBorders/>
+            <w:tcW w:w="2702" w:type="dxa"/>
+            <w:tcBorders>
+              <w:top w:val="single" w:sz="6" w:space="0" w:color="BFC7D5"/>
+              <w:left w:val="single" w:sz="2" w:space="0" w:color="BFC7D5"/>
+              <w:bottom w:val="single" w:sz="2" w:space="0" w:color="BFC7D5"/>
+              <w:right w:val="single" w:sz="6" w:space="0" w:color="BFC7D5"/>
+            </w:tcBorders>
+            <w:shd w:fill="1F3A5F" w:val="clear"/>
             <w:vAlign w:val="center"/>
           </w:tcPr>
           <w:p>
             <w:pPr>
               <w:pStyle w:val="TableHeading"/>
-              <w:suppressLineNumbers/>
-              <w:shd w:fill="1F3A5F" w:val="clear"/>
-              <w:bidi w:val="0"/>
-              <w:spacing w:before="0" w:after="283"/>
-              <w:jc w:val="center"/>
-              <w:rPr/>
-            </w:pPr>
-            <w:r>
-              <w:rPr/>
+              <w:bidi w:val="0"/>
+              <w:spacing w:before="0" w:after="283"/>
+              <w:jc w:val="left"/>
+              <w:rPr>
+                <w:color w:val="FFFFFF"/>
+              </w:rPr>
+            </w:pPr>
+            <w:r>
+              <w:rPr>
+                <w:color w:val="FFFFFF"/>
+              </w:rPr>
               <w:t>What is recorded</w:t>
             </w:r>
           </w:p>
@@ -2845,8 +3371,12 @@
         <w:trPr/>
         <w:tc>
           <w:tcPr>
-            <w:tcW w:w="1909" w:type="dxa"/>
-            <w:tcBorders/>
+            <w:tcW w:w="1950" w:type="dxa"/>
+            <w:tcBorders>
+              <w:left w:val="single" w:sz="6" w:space="0" w:color="BFC7D5"/>
+              <w:bottom w:val="single" w:sz="2" w:space="0" w:color="BFC7D5"/>
+              <w:right w:val="single" w:sz="6" w:space="0" w:color="BFC7D5"/>
+            </w:tcBorders>
             <w:vAlign w:val="center"/>
           </w:tcPr>
           <w:p>
@@ -2867,8 +3397,12 @@
         </w:tc>
         <w:tc>
           <w:tcPr>
-            <w:tcW w:w="2669" w:type="dxa"/>
-            <w:tcBorders/>
+            <w:tcW w:w="2702" w:type="dxa"/>
+            <w:tcBorders>
+              <w:left w:val="single" w:sz="2" w:space="0" w:color="BFC7D5"/>
+              <w:bottom w:val="single" w:sz="2" w:space="0" w:color="BFC7D5"/>
+              <w:right w:val="single" w:sz="6" w:space="0" w:color="BFC7D5"/>
+            </w:tcBorders>
             <w:vAlign w:val="center"/>
           </w:tcPr>
           <w:p>
@@ -2890,8 +3424,12 @@
         <w:trPr/>
         <w:tc>
           <w:tcPr>
-            <w:tcW w:w="1909" w:type="dxa"/>
-            <w:tcBorders/>
+            <w:tcW w:w="1950" w:type="dxa"/>
+            <w:tcBorders>
+              <w:left w:val="single" w:sz="6" w:space="0" w:color="BFC7D5"/>
+              <w:bottom w:val="single" w:sz="2" w:space="0" w:color="BFC7D5"/>
+              <w:right w:val="single" w:sz="6" w:space="0" w:color="BFC7D5"/>
+            </w:tcBorders>
             <w:vAlign w:val="center"/>
           </w:tcPr>
           <w:p>
@@ -2912,8 +3450,12 @@
         </w:tc>
         <w:tc>
           <w:tcPr>
-            <w:tcW w:w="2669" w:type="dxa"/>
-            <w:tcBorders/>
+            <w:tcW w:w="2702" w:type="dxa"/>
+            <w:tcBorders>
+              <w:left w:val="single" w:sz="2" w:space="0" w:color="BFC7D5"/>
+              <w:bottom w:val="single" w:sz="2" w:space="0" w:color="BFC7D5"/>
+              <w:right w:val="single" w:sz="6" w:space="0" w:color="BFC7D5"/>
+            </w:tcBorders>
             <w:vAlign w:val="center"/>
           </w:tcPr>
           <w:p>
@@ -2945,8 +3487,12 @@
         <w:trPr/>
         <w:tc>
           <w:tcPr>
-            <w:tcW w:w="1909" w:type="dxa"/>
-            <w:tcBorders/>
+            <w:tcW w:w="1950" w:type="dxa"/>
+            <w:tcBorders>
+              <w:left w:val="single" w:sz="6" w:space="0" w:color="BFC7D5"/>
+              <w:bottom w:val="single" w:sz="6" w:space="0" w:color="BFC7D5"/>
+              <w:right w:val="single" w:sz="6" w:space="0" w:color="BFC7D5"/>
+            </w:tcBorders>
             <w:vAlign w:val="center"/>
           </w:tcPr>
           <w:p>
@@ -2967,8 +3513,12 @@
         </w:tc>
         <w:tc>
           <w:tcPr>
-            <w:tcW w:w="2669" w:type="dxa"/>
-            <w:tcBorders/>
+            <w:tcW w:w="2702" w:type="dxa"/>
+            <w:tcBorders>
+              <w:left w:val="single" w:sz="2" w:space="0" w:color="BFC7D5"/>
+              <w:bottom w:val="single" w:sz="6" w:space="0" w:color="BFC7D5"/>
+              <w:right w:val="single" w:sz="6" w:space="0" w:color="BFC7D5"/>
+            </w:tcBorders>
             <w:vAlign w:val="center"/>
           </w:tcPr>
           <w:p>
@@ -3069,20 +3619,20 @@
     </w:p>
     <w:tbl>
       <w:tblPr>
-        <w:tblW w:w="4578" w:type="dxa"/>
-        <w:jc w:val="left"/>
-        <w:tblInd w:w="0" w:type="dxa"/>
+        <w:tblW w:w="5000" w:type="pct"/>
+        <w:jc w:val="left"/>
+        <w:tblInd w:w="-7" w:type="dxa"/>
         <w:tblLayout w:type="fixed"/>
         <w:tblCellMar>
-          <w:top w:w="28" w:type="dxa"/>
-          <w:left w:w="28" w:type="dxa"/>
-          <w:bottom w:w="28" w:type="dxa"/>
-          <w:right w:w="28" w:type="dxa"/>
+          <w:top w:w="60" w:type="dxa"/>
+          <w:left w:w="60" w:type="dxa"/>
+          <w:bottom w:w="60" w:type="dxa"/>
+          <w:right w:w="60" w:type="dxa"/>
         </w:tblCellMar>
       </w:tblPr>
       <w:tblGrid>
-        <w:gridCol w:w="2041"/>
-        <w:gridCol w:w="2537"/>
+        <w:gridCol w:w="2087"/>
+        <w:gridCol w:w="2565"/>
       </w:tblGrid>
       <w:tr>
         <w:trPr>
@@ -3090,44 +3640,60 @@
         </w:trPr>
         <w:tc>
           <w:tcPr>
-            <w:tcW w:w="2041" w:type="dxa"/>
-            <w:tcBorders/>
+            <w:tcW w:w="2087" w:type="dxa"/>
+            <w:tcBorders>
+              <w:top w:val="single" w:sz="6" w:space="0" w:color="BFC7D5"/>
+              <w:left w:val="single" w:sz="6" w:space="0" w:color="BFC7D5"/>
+              <w:bottom w:val="single" w:sz="2" w:space="0" w:color="BFC7D5"/>
+              <w:right w:val="single" w:sz="6" w:space="0" w:color="BFC7D5"/>
+            </w:tcBorders>
+            <w:shd w:fill="1F3A5F" w:val="clear"/>
             <w:vAlign w:val="center"/>
           </w:tcPr>
           <w:p>
             <w:pPr>
               <w:pStyle w:val="TableHeading"/>
-              <w:suppressLineNumbers/>
-              <w:shd w:fill="1F3A5F" w:val="clear"/>
-              <w:bidi w:val="0"/>
-              <w:spacing w:before="0" w:after="283"/>
-              <w:jc w:val="center"/>
-              <w:rPr/>
-            </w:pPr>
-            <w:r>
-              <w:rPr/>
+              <w:bidi w:val="0"/>
+              <w:spacing w:before="0" w:after="283"/>
+              <w:jc w:val="left"/>
+              <w:rPr>
+                <w:color w:val="FFFFFF"/>
+              </w:rPr>
+            </w:pPr>
+            <w:r>
+              <w:rPr>
+                <w:color w:val="FFFFFF"/>
+              </w:rPr>
               <w:t>5.1.1 requirement</w:t>
             </w:r>
           </w:p>
         </w:tc>
         <w:tc>
           <w:tcPr>
-            <w:tcW w:w="2537" w:type="dxa"/>
-            <w:tcBorders/>
+            <w:tcW w:w="2565" w:type="dxa"/>
+            <w:tcBorders>
+              <w:top w:val="single" w:sz="6" w:space="0" w:color="BFC7D5"/>
+              <w:left w:val="single" w:sz="2" w:space="0" w:color="BFC7D5"/>
+              <w:bottom w:val="single" w:sz="2" w:space="0" w:color="BFC7D5"/>
+              <w:right w:val="single" w:sz="6" w:space="0" w:color="BFC7D5"/>
+            </w:tcBorders>
+            <w:shd w:fill="1F3A5F" w:val="clear"/>
             <w:vAlign w:val="center"/>
           </w:tcPr>
           <w:p>
             <w:pPr>
               <w:pStyle w:val="TableHeading"/>
-              <w:suppressLineNumbers/>
-              <w:shd w:fill="1F3A5F" w:val="clear"/>
-              <w:bidi w:val="0"/>
-              <w:spacing w:before="0" w:after="283"/>
-              <w:jc w:val="center"/>
-              <w:rPr/>
-            </w:pPr>
-            <w:r>
-              <w:rPr/>
+              <w:bidi w:val="0"/>
+              <w:spacing w:before="0" w:after="283"/>
+              <w:jc w:val="left"/>
+              <w:rPr>
+                <w:color w:val="FFFFFF"/>
+              </w:rPr>
+            </w:pPr>
+            <w:r>
+              <w:rPr>
+                <w:color w:val="FFFFFF"/>
+              </w:rPr>
               <w:t>How it is demonstrated, and where it is visible</w:t>
             </w:r>
           </w:p>
@@ -3137,8 +3703,12 @@
         <w:trPr/>
         <w:tc>
           <w:tcPr>
-            <w:tcW w:w="2041" w:type="dxa"/>
-            <w:tcBorders/>
+            <w:tcW w:w="2087" w:type="dxa"/>
+            <w:tcBorders>
+              <w:left w:val="single" w:sz="6" w:space="0" w:color="BFC7D5"/>
+              <w:bottom w:val="single" w:sz="2" w:space="0" w:color="BFC7D5"/>
+              <w:right w:val="single" w:sz="6" w:space="0" w:color="BFC7D5"/>
+            </w:tcBorders>
             <w:vAlign w:val="center"/>
           </w:tcPr>
           <w:p>
@@ -3157,8 +3727,12 @@
         </w:tc>
         <w:tc>
           <w:tcPr>
-            <w:tcW w:w="2537" w:type="dxa"/>
-            <w:tcBorders/>
+            <w:tcW w:w="2565" w:type="dxa"/>
+            <w:tcBorders>
+              <w:left w:val="single" w:sz="2" w:space="0" w:color="BFC7D5"/>
+              <w:bottom w:val="single" w:sz="2" w:space="0" w:color="BFC7D5"/>
+              <w:right w:val="single" w:sz="6" w:space="0" w:color="BFC7D5"/>
+            </w:tcBorders>
             <w:vAlign w:val="center"/>
           </w:tcPr>
           <w:p>
@@ -3196,8 +3770,12 @@
         <w:trPr/>
         <w:tc>
           <w:tcPr>
-            <w:tcW w:w="2041" w:type="dxa"/>
-            <w:tcBorders/>
+            <w:tcW w:w="2087" w:type="dxa"/>
+            <w:tcBorders>
+              <w:left w:val="single" w:sz="6" w:space="0" w:color="BFC7D5"/>
+              <w:bottom w:val="single" w:sz="2" w:space="0" w:color="BFC7D5"/>
+              <w:right w:val="single" w:sz="6" w:space="0" w:color="BFC7D5"/>
+            </w:tcBorders>
             <w:vAlign w:val="center"/>
           </w:tcPr>
           <w:p>
@@ -3216,8 +3794,12 @@
         </w:tc>
         <w:tc>
           <w:tcPr>
-            <w:tcW w:w="2537" w:type="dxa"/>
-            <w:tcBorders/>
+            <w:tcW w:w="2565" w:type="dxa"/>
+            <w:tcBorders>
+              <w:left w:val="single" w:sz="2" w:space="0" w:color="BFC7D5"/>
+              <w:bottom w:val="single" w:sz="2" w:space="0" w:color="BFC7D5"/>
+              <w:right w:val="single" w:sz="6" w:space="0" w:color="BFC7D5"/>
+            </w:tcBorders>
             <w:vAlign w:val="center"/>
           </w:tcPr>
           <w:p>
@@ -3255,8 +3837,12 @@
         <w:trPr/>
         <w:tc>
           <w:tcPr>
-            <w:tcW w:w="2041" w:type="dxa"/>
-            <w:tcBorders/>
+            <w:tcW w:w="2087" w:type="dxa"/>
+            <w:tcBorders>
+              <w:left w:val="single" w:sz="6" w:space="0" w:color="BFC7D5"/>
+              <w:bottom w:val="single" w:sz="2" w:space="0" w:color="BFC7D5"/>
+              <w:right w:val="single" w:sz="6" w:space="0" w:color="BFC7D5"/>
+            </w:tcBorders>
             <w:vAlign w:val="center"/>
           </w:tcPr>
           <w:p>
@@ -3275,8 +3861,12 @@
         </w:tc>
         <w:tc>
           <w:tcPr>
-            <w:tcW w:w="2537" w:type="dxa"/>
-            <w:tcBorders/>
+            <w:tcW w:w="2565" w:type="dxa"/>
+            <w:tcBorders>
+              <w:left w:val="single" w:sz="2" w:space="0" w:color="BFC7D5"/>
+              <w:bottom w:val="single" w:sz="2" w:space="0" w:color="BFC7D5"/>
+              <w:right w:val="single" w:sz="6" w:space="0" w:color="BFC7D5"/>
+            </w:tcBorders>
             <w:vAlign w:val="center"/>
           </w:tcPr>
           <w:p>
@@ -3308,8 +3898,12 @@
         <w:trPr/>
         <w:tc>
           <w:tcPr>
-            <w:tcW w:w="2041" w:type="dxa"/>
-            <w:tcBorders/>
+            <w:tcW w:w="2087" w:type="dxa"/>
+            <w:tcBorders>
+              <w:left w:val="single" w:sz="6" w:space="0" w:color="BFC7D5"/>
+              <w:bottom w:val="single" w:sz="2" w:space="0" w:color="BFC7D5"/>
+              <w:right w:val="single" w:sz="6" w:space="0" w:color="BFC7D5"/>
+            </w:tcBorders>
             <w:vAlign w:val="center"/>
           </w:tcPr>
           <w:p>
@@ -3328,8 +3922,12 @@
         </w:tc>
         <w:tc>
           <w:tcPr>
-            <w:tcW w:w="2537" w:type="dxa"/>
-            <w:tcBorders/>
+            <w:tcW w:w="2565" w:type="dxa"/>
+            <w:tcBorders>
+              <w:left w:val="single" w:sz="2" w:space="0" w:color="BFC7D5"/>
+              <w:bottom w:val="single" w:sz="2" w:space="0" w:color="BFC7D5"/>
+              <w:right w:val="single" w:sz="6" w:space="0" w:color="BFC7D5"/>
+            </w:tcBorders>
             <w:vAlign w:val="center"/>
           </w:tcPr>
           <w:p>
@@ -3357,8 +3955,12 @@
         <w:trPr/>
         <w:tc>
           <w:tcPr>
-            <w:tcW w:w="2041" w:type="dxa"/>
-            <w:tcBorders/>
+            <w:tcW w:w="2087" w:type="dxa"/>
+            <w:tcBorders>
+              <w:left w:val="single" w:sz="6" w:space="0" w:color="BFC7D5"/>
+              <w:bottom w:val="single" w:sz="2" w:space="0" w:color="BFC7D5"/>
+              <w:right w:val="single" w:sz="6" w:space="0" w:color="BFC7D5"/>
+            </w:tcBorders>
             <w:vAlign w:val="center"/>
           </w:tcPr>
           <w:p>
@@ -3377,8 +3979,12 @@
         </w:tc>
         <w:tc>
           <w:tcPr>
-            <w:tcW w:w="2537" w:type="dxa"/>
-            <w:tcBorders/>
+            <w:tcW w:w="2565" w:type="dxa"/>
+            <w:tcBorders>
+              <w:left w:val="single" w:sz="2" w:space="0" w:color="BFC7D5"/>
+              <w:bottom w:val="single" w:sz="2" w:space="0" w:color="BFC7D5"/>
+              <w:right w:val="single" w:sz="6" w:space="0" w:color="BFC7D5"/>
+            </w:tcBorders>
             <w:vAlign w:val="center"/>
           </w:tcPr>
           <w:p>
@@ -3400,8 +4006,12 @@
         <w:trPr/>
         <w:tc>
           <w:tcPr>
-            <w:tcW w:w="2041" w:type="dxa"/>
-            <w:tcBorders/>
+            <w:tcW w:w="2087" w:type="dxa"/>
+            <w:tcBorders>
+              <w:left w:val="single" w:sz="6" w:space="0" w:color="BFC7D5"/>
+              <w:bottom w:val="single" w:sz="2" w:space="0" w:color="BFC7D5"/>
+              <w:right w:val="single" w:sz="6" w:space="0" w:color="BFC7D5"/>
+            </w:tcBorders>
             <w:vAlign w:val="center"/>
           </w:tcPr>
           <w:p>
@@ -3420,8 +4030,12 @@
         </w:tc>
         <w:tc>
           <w:tcPr>
-            <w:tcW w:w="2537" w:type="dxa"/>
-            <w:tcBorders/>
+            <w:tcW w:w="2565" w:type="dxa"/>
+            <w:tcBorders>
+              <w:left w:val="single" w:sz="2" w:space="0" w:color="BFC7D5"/>
+              <w:bottom w:val="single" w:sz="2" w:space="0" w:color="BFC7D5"/>
+              <w:right w:val="single" w:sz="6" w:space="0" w:color="BFC7D5"/>
+            </w:tcBorders>
             <w:vAlign w:val="center"/>
           </w:tcPr>
           <w:p>
@@ -3449,8 +4063,12 @@
         <w:trPr/>
         <w:tc>
           <w:tcPr>
-            <w:tcW w:w="2041" w:type="dxa"/>
-            <w:tcBorders/>
+            <w:tcW w:w="2087" w:type="dxa"/>
+            <w:tcBorders>
+              <w:left w:val="single" w:sz="6" w:space="0" w:color="BFC7D5"/>
+              <w:bottom w:val="single" w:sz="2" w:space="0" w:color="BFC7D5"/>
+              <w:right w:val="single" w:sz="6" w:space="0" w:color="BFC7D5"/>
+            </w:tcBorders>
             <w:vAlign w:val="center"/>
           </w:tcPr>
           <w:p>
@@ -3469,8 +4087,12 @@
         </w:tc>
         <w:tc>
           <w:tcPr>
-            <w:tcW w:w="2537" w:type="dxa"/>
-            <w:tcBorders/>
+            <w:tcW w:w="2565" w:type="dxa"/>
+            <w:tcBorders>
+              <w:left w:val="single" w:sz="2" w:space="0" w:color="BFC7D5"/>
+              <w:bottom w:val="single" w:sz="2" w:space="0" w:color="BFC7D5"/>
+              <w:right w:val="single" w:sz="6" w:space="0" w:color="BFC7D5"/>
+            </w:tcBorders>
             <w:vAlign w:val="center"/>
           </w:tcPr>
           <w:p>
@@ -3492,8 +4114,12 @@
         <w:trPr/>
         <w:tc>
           <w:tcPr>
-            <w:tcW w:w="2041" w:type="dxa"/>
-            <w:tcBorders/>
+            <w:tcW w:w="2087" w:type="dxa"/>
+            <w:tcBorders>
+              <w:left w:val="single" w:sz="6" w:space="0" w:color="BFC7D5"/>
+              <w:bottom w:val="single" w:sz="2" w:space="0" w:color="BFC7D5"/>
+              <w:right w:val="single" w:sz="6" w:space="0" w:color="BFC7D5"/>
+            </w:tcBorders>
             <w:vAlign w:val="center"/>
           </w:tcPr>
           <w:p>
@@ -3512,8 +4138,12 @@
         </w:tc>
         <w:tc>
           <w:tcPr>
-            <w:tcW w:w="2537" w:type="dxa"/>
-            <w:tcBorders/>
+            <w:tcW w:w="2565" w:type="dxa"/>
+            <w:tcBorders>
+              <w:left w:val="single" w:sz="2" w:space="0" w:color="BFC7D5"/>
+              <w:bottom w:val="single" w:sz="2" w:space="0" w:color="BFC7D5"/>
+              <w:right w:val="single" w:sz="6" w:space="0" w:color="BFC7D5"/>
+            </w:tcBorders>
             <w:vAlign w:val="center"/>
           </w:tcPr>
           <w:p>
@@ -3535,8 +4165,12 @@
         <w:trPr/>
         <w:tc>
           <w:tcPr>
-            <w:tcW w:w="2041" w:type="dxa"/>
-            <w:tcBorders/>
+            <w:tcW w:w="2087" w:type="dxa"/>
+            <w:tcBorders>
+              <w:left w:val="single" w:sz="6" w:space="0" w:color="BFC7D5"/>
+              <w:bottom w:val="single" w:sz="2" w:space="0" w:color="BFC7D5"/>
+              <w:right w:val="single" w:sz="6" w:space="0" w:color="BFC7D5"/>
+            </w:tcBorders>
             <w:vAlign w:val="center"/>
           </w:tcPr>
           <w:p>
@@ -3555,8 +4189,12 @@
         </w:tc>
         <w:tc>
           <w:tcPr>
-            <w:tcW w:w="2537" w:type="dxa"/>
-            <w:tcBorders/>
+            <w:tcW w:w="2565" w:type="dxa"/>
+            <w:tcBorders>
+              <w:left w:val="single" w:sz="2" w:space="0" w:color="BFC7D5"/>
+              <w:bottom w:val="single" w:sz="2" w:space="0" w:color="BFC7D5"/>
+              <w:right w:val="single" w:sz="6" w:space="0" w:color="BFC7D5"/>
+            </w:tcBorders>
             <w:vAlign w:val="center"/>
           </w:tcPr>
           <w:p>
@@ -3588,8 +4226,12 @@
         <w:trPr/>
         <w:tc>
           <w:tcPr>
-            <w:tcW w:w="2041" w:type="dxa"/>
-            <w:tcBorders/>
+            <w:tcW w:w="2087" w:type="dxa"/>
+            <w:tcBorders>
+              <w:left w:val="single" w:sz="6" w:space="0" w:color="BFC7D5"/>
+              <w:bottom w:val="single" w:sz="6" w:space="0" w:color="BFC7D5"/>
+              <w:right w:val="single" w:sz="6" w:space="0" w:color="BFC7D5"/>
+            </w:tcBorders>
             <w:vAlign w:val="center"/>
           </w:tcPr>
           <w:p>
@@ -3608,8 +4250,12 @@
         </w:tc>
         <w:tc>
           <w:tcPr>
-            <w:tcW w:w="2537" w:type="dxa"/>
-            <w:tcBorders/>
+            <w:tcW w:w="2565" w:type="dxa"/>
+            <w:tcBorders>
+              <w:left w:val="single" w:sz="2" w:space="0" w:color="BFC7D5"/>
+              <w:bottom w:val="single" w:sz="6" w:space="0" w:color="BFC7D5"/>
+              <w:right w:val="single" w:sz="6" w:space="0" w:color="BFC7D5"/>
+            </w:tcBorders>
             <w:vAlign w:val="center"/>
           </w:tcPr>
           <w:p>
@@ -3670,21 +4316,21 @@
     </w:p>
     <w:tbl>
       <w:tblPr>
-        <w:tblW w:w="4578" w:type="dxa"/>
-        <w:jc w:val="left"/>
-        <w:tblInd w:w="0" w:type="dxa"/>
+        <w:tblW w:w="5000" w:type="pct"/>
+        <w:jc w:val="left"/>
+        <w:tblInd w:w="-7" w:type="dxa"/>
         <w:tblLayout w:type="fixed"/>
         <w:tblCellMar>
-          <w:top w:w="28" w:type="dxa"/>
-          <w:left w:w="28" w:type="dxa"/>
-          <w:bottom w:w="28" w:type="dxa"/>
-          <w:right w:w="28" w:type="dxa"/>
+          <w:top w:w="60" w:type="dxa"/>
+          <w:left w:w="60" w:type="dxa"/>
+          <w:bottom w:w="60" w:type="dxa"/>
+          <w:right w:w="60" w:type="dxa"/>
         </w:tblCellMar>
       </w:tblPr>
       <w:tblGrid>
-        <w:gridCol w:w="1314"/>
-        <w:gridCol w:w="2199"/>
-        <w:gridCol w:w="1065"/>
+        <w:gridCol w:w="1347"/>
+        <w:gridCol w:w="2234"/>
+        <w:gridCol w:w="1071"/>
       </w:tblGrid>
       <w:tr>
         <w:trPr>
@@ -3692,66 +4338,90 @@
         </w:trPr>
         <w:tc>
           <w:tcPr>
-            <w:tcW w:w="1314" w:type="dxa"/>
-            <w:tcBorders/>
+            <w:tcW w:w="1347" w:type="dxa"/>
+            <w:tcBorders>
+              <w:top w:val="single" w:sz="6" w:space="0" w:color="BFC7D5"/>
+              <w:left w:val="single" w:sz="6" w:space="0" w:color="BFC7D5"/>
+              <w:bottom w:val="single" w:sz="2" w:space="0" w:color="BFC7D5"/>
+              <w:right w:val="single" w:sz="6" w:space="0" w:color="BFC7D5"/>
+            </w:tcBorders>
+            <w:shd w:fill="1F3A5F" w:val="clear"/>
             <w:vAlign w:val="center"/>
           </w:tcPr>
           <w:p>
             <w:pPr>
               <w:pStyle w:val="TableHeading"/>
-              <w:suppressLineNumbers/>
-              <w:shd w:fill="1F3A5F" w:val="clear"/>
-              <w:bidi w:val="0"/>
-              <w:spacing w:before="0" w:after="283"/>
-              <w:jc w:val="center"/>
-              <w:rPr/>
-            </w:pPr>
-            <w:r>
-              <w:rPr/>
+              <w:bidi w:val="0"/>
+              <w:spacing w:before="0" w:after="283"/>
+              <w:jc w:val="left"/>
+              <w:rPr>
+                <w:color w:val="FFFFFF"/>
+              </w:rPr>
+            </w:pPr>
+            <w:r>
+              <w:rPr>
+                <w:color w:val="FFFFFF"/>
+              </w:rPr>
               <w:t>Record</w:t>
             </w:r>
           </w:p>
         </w:tc>
         <w:tc>
           <w:tcPr>
-            <w:tcW w:w="2199" w:type="dxa"/>
-            <w:tcBorders/>
+            <w:tcW w:w="2234" w:type="dxa"/>
+            <w:tcBorders>
+              <w:top w:val="single" w:sz="6" w:space="0" w:color="BFC7D5"/>
+              <w:left w:val="single" w:sz="2" w:space="0" w:color="BFC7D5"/>
+              <w:bottom w:val="single" w:sz="2" w:space="0" w:color="BFC7D5"/>
+              <w:right w:val="single" w:sz="6" w:space="0" w:color="BFC7D5"/>
+            </w:tcBorders>
+            <w:shd w:fill="1F3A5F" w:val="clear"/>
             <w:vAlign w:val="center"/>
           </w:tcPr>
           <w:p>
             <w:pPr>
               <w:pStyle w:val="TableHeading"/>
-              <w:suppressLineNumbers/>
-              <w:shd w:fill="1F3A5F" w:val="clear"/>
-              <w:bidi w:val="0"/>
-              <w:spacing w:before="0" w:after="283"/>
-              <w:jc w:val="center"/>
-              <w:rPr/>
-            </w:pPr>
-            <w:r>
-              <w:rPr/>
+              <w:bidi w:val="0"/>
+              <w:spacing w:before="0" w:after="283"/>
+              <w:jc w:val="left"/>
+              <w:rPr>
+                <w:color w:val="FFFFFF"/>
+              </w:rPr>
+            </w:pPr>
+            <w:r>
+              <w:rPr>
+                <w:color w:val="FFFFFF"/>
+              </w:rPr>
               <w:t>Location</w:t>
             </w:r>
           </w:p>
         </w:tc>
         <w:tc>
           <w:tcPr>
-            <w:tcW w:w="1065" w:type="dxa"/>
-            <w:tcBorders/>
+            <w:tcW w:w="1071" w:type="dxa"/>
+            <w:tcBorders>
+              <w:top w:val="single" w:sz="6" w:space="0" w:color="BFC7D5"/>
+              <w:left w:val="single" w:sz="2" w:space="0" w:color="BFC7D5"/>
+              <w:bottom w:val="single" w:sz="2" w:space="0" w:color="BFC7D5"/>
+              <w:right w:val="single" w:sz="6" w:space="0" w:color="BFC7D5"/>
+            </w:tcBorders>
+            <w:shd w:fill="1F3A5F" w:val="clear"/>
             <w:vAlign w:val="center"/>
           </w:tcPr>
           <w:p>
             <w:pPr>
               <w:pStyle w:val="TableHeading"/>
-              <w:suppressLineNumbers/>
-              <w:shd w:fill="1F3A5F" w:val="clear"/>
-              <w:bidi w:val="0"/>
-              <w:spacing w:before="0" w:after="283"/>
-              <w:jc w:val="center"/>
-              <w:rPr/>
-            </w:pPr>
-            <w:r>
-              <w:rPr/>
+              <w:bidi w:val="0"/>
+              <w:spacing w:before="0" w:after="283"/>
+              <w:jc w:val="left"/>
+              <w:rPr>
+                <w:color w:val="FFFFFF"/>
+              </w:rPr>
+            </w:pPr>
+            <w:r>
+              <w:rPr>
+                <w:color w:val="FFFFFF"/>
+              </w:rPr>
               <w:t>Retention</w:t>
             </w:r>
           </w:p>
@@ -3761,8 +4431,12 @@
         <w:trPr/>
         <w:tc>
           <w:tcPr>
-            <w:tcW w:w="1314" w:type="dxa"/>
-            <w:tcBorders/>
+            <w:tcW w:w="1347" w:type="dxa"/>
+            <w:tcBorders>
+              <w:left w:val="single" w:sz="6" w:space="0" w:color="BFC7D5"/>
+              <w:bottom w:val="single" w:sz="2" w:space="0" w:color="BFC7D5"/>
+              <w:right w:val="single" w:sz="6" w:space="0" w:color="BFC7D5"/>
+            </w:tcBorders>
             <w:vAlign w:val="center"/>
           </w:tcPr>
           <w:p>
@@ -3781,8 +4455,12 @@
         </w:tc>
         <w:tc>
           <w:tcPr>
-            <w:tcW w:w="2199" w:type="dxa"/>
-            <w:tcBorders/>
+            <w:tcW w:w="2234" w:type="dxa"/>
+            <w:tcBorders>
+              <w:left w:val="single" w:sz="2" w:space="0" w:color="BFC7D5"/>
+              <w:bottom w:val="single" w:sz="2" w:space="0" w:color="BFC7D5"/>
+              <w:right w:val="single" w:sz="6" w:space="0" w:color="BFC7D5"/>
+            </w:tcBorders>
             <w:vAlign w:val="center"/>
           </w:tcPr>
           <w:p>
@@ -3817,8 +4495,12 @@
         </w:tc>
         <w:tc>
           <w:tcPr>
-            <w:tcW w:w="1065" w:type="dxa"/>
-            <w:tcBorders/>
+            <w:tcW w:w="1071" w:type="dxa"/>
+            <w:tcBorders>
+              <w:left w:val="single" w:sz="2" w:space="0" w:color="BFC7D5"/>
+              <w:bottom w:val="single" w:sz="2" w:space="0" w:color="BFC7D5"/>
+              <w:right w:val="single" w:sz="6" w:space="0" w:color="BFC7D5"/>
+            </w:tcBorders>
             <w:vAlign w:val="center"/>
           </w:tcPr>
           <w:p>
@@ -3850,8 +4532,12 @@
         <w:trPr/>
         <w:tc>
           <w:tcPr>
-            <w:tcW w:w="1314" w:type="dxa"/>
-            <w:tcBorders/>
+            <w:tcW w:w="1347" w:type="dxa"/>
+            <w:tcBorders>
+              <w:left w:val="single" w:sz="6" w:space="0" w:color="BFC7D5"/>
+              <w:bottom w:val="single" w:sz="2" w:space="0" w:color="BFC7D5"/>
+              <w:right w:val="single" w:sz="6" w:space="0" w:color="BFC7D5"/>
+            </w:tcBorders>
             <w:vAlign w:val="center"/>
           </w:tcPr>
           <w:p>
@@ -3870,8 +4556,12 @@
         </w:tc>
         <w:tc>
           <w:tcPr>
-            <w:tcW w:w="2199" w:type="dxa"/>
-            <w:tcBorders/>
+            <w:tcW w:w="2234" w:type="dxa"/>
+            <w:tcBorders>
+              <w:left w:val="single" w:sz="2" w:space="0" w:color="BFC7D5"/>
+              <w:bottom w:val="single" w:sz="2" w:space="0" w:color="BFC7D5"/>
+              <w:right w:val="single" w:sz="6" w:space="0" w:color="BFC7D5"/>
+            </w:tcBorders>
             <w:vAlign w:val="center"/>
           </w:tcPr>
           <w:p>
@@ -3890,8 +4580,12 @@
         </w:tc>
         <w:tc>
           <w:tcPr>
-            <w:tcW w:w="1065" w:type="dxa"/>
-            <w:tcBorders/>
+            <w:tcW w:w="1071" w:type="dxa"/>
+            <w:tcBorders>
+              <w:left w:val="single" w:sz="2" w:space="0" w:color="BFC7D5"/>
+              <w:bottom w:val="single" w:sz="2" w:space="0" w:color="BFC7D5"/>
+              <w:right w:val="single" w:sz="6" w:space="0" w:color="BFC7D5"/>
+            </w:tcBorders>
             <w:vAlign w:val="center"/>
           </w:tcPr>
           <w:p>
@@ -3923,8 +4617,12 @@
         <w:trPr/>
         <w:tc>
           <w:tcPr>
-            <w:tcW w:w="1314" w:type="dxa"/>
-            <w:tcBorders/>
+            <w:tcW w:w="1347" w:type="dxa"/>
+            <w:tcBorders>
+              <w:left w:val="single" w:sz="6" w:space="0" w:color="BFC7D5"/>
+              <w:bottom w:val="single" w:sz="2" w:space="0" w:color="BFC7D5"/>
+              <w:right w:val="single" w:sz="6" w:space="0" w:color="BFC7D5"/>
+            </w:tcBorders>
             <w:vAlign w:val="center"/>
           </w:tcPr>
           <w:p>
@@ -3943,8 +4641,12 @@
         </w:tc>
         <w:tc>
           <w:tcPr>
-            <w:tcW w:w="2199" w:type="dxa"/>
-            <w:tcBorders/>
+            <w:tcW w:w="2234" w:type="dxa"/>
+            <w:tcBorders>
+              <w:left w:val="single" w:sz="2" w:space="0" w:color="BFC7D5"/>
+              <w:bottom w:val="single" w:sz="2" w:space="0" w:color="BFC7D5"/>
+              <w:right w:val="single" w:sz="6" w:space="0" w:color="BFC7D5"/>
+            </w:tcBorders>
             <w:vAlign w:val="center"/>
           </w:tcPr>
           <w:p>
@@ -3969,8 +4671,12 @@
         </w:tc>
         <w:tc>
           <w:tcPr>
-            <w:tcW w:w="1065" w:type="dxa"/>
-            <w:tcBorders/>
+            <w:tcW w:w="1071" w:type="dxa"/>
+            <w:tcBorders>
+              <w:left w:val="single" w:sz="2" w:space="0" w:color="BFC7D5"/>
+              <w:bottom w:val="single" w:sz="2" w:space="0" w:color="BFC7D5"/>
+              <w:right w:val="single" w:sz="6" w:space="0" w:color="BFC7D5"/>
+            </w:tcBorders>
             <w:vAlign w:val="center"/>
           </w:tcPr>
           <w:p>
@@ -3992,8 +4698,12 @@
         <w:trPr/>
         <w:tc>
           <w:tcPr>
-            <w:tcW w:w="1314" w:type="dxa"/>
-            <w:tcBorders/>
+            <w:tcW w:w="1347" w:type="dxa"/>
+            <w:tcBorders>
+              <w:left w:val="single" w:sz="6" w:space="0" w:color="BFC7D5"/>
+              <w:bottom w:val="single" w:sz="2" w:space="0" w:color="BFC7D5"/>
+              <w:right w:val="single" w:sz="6" w:space="0" w:color="BFC7D5"/>
+            </w:tcBorders>
             <w:vAlign w:val="center"/>
           </w:tcPr>
           <w:p>
@@ -4012,8 +4722,12 @@
         </w:tc>
         <w:tc>
           <w:tcPr>
-            <w:tcW w:w="2199" w:type="dxa"/>
-            <w:tcBorders/>
+            <w:tcW w:w="2234" w:type="dxa"/>
+            <w:tcBorders>
+              <w:left w:val="single" w:sz="2" w:space="0" w:color="BFC7D5"/>
+              <w:bottom w:val="single" w:sz="2" w:space="0" w:color="BFC7D5"/>
+              <w:right w:val="single" w:sz="6" w:space="0" w:color="BFC7D5"/>
+            </w:tcBorders>
             <w:vAlign w:val="center"/>
           </w:tcPr>
           <w:p>
@@ -4044,8 +4758,12 @@
         </w:tc>
         <w:tc>
           <w:tcPr>
-            <w:tcW w:w="1065" w:type="dxa"/>
-            <w:tcBorders/>
+            <w:tcW w:w="1071" w:type="dxa"/>
+            <w:tcBorders>
+              <w:left w:val="single" w:sz="2" w:space="0" w:color="BFC7D5"/>
+              <w:bottom w:val="single" w:sz="2" w:space="0" w:color="BFC7D5"/>
+              <w:right w:val="single" w:sz="6" w:space="0" w:color="BFC7D5"/>
+            </w:tcBorders>
             <w:vAlign w:val="center"/>
           </w:tcPr>
           <w:p>
@@ -4067,8 +4785,12 @@
         <w:trPr/>
         <w:tc>
           <w:tcPr>
-            <w:tcW w:w="1314" w:type="dxa"/>
-            <w:tcBorders/>
+            <w:tcW w:w="1347" w:type="dxa"/>
+            <w:tcBorders>
+              <w:left w:val="single" w:sz="6" w:space="0" w:color="BFC7D5"/>
+              <w:bottom w:val="single" w:sz="2" w:space="0" w:color="BFC7D5"/>
+              <w:right w:val="single" w:sz="6" w:space="0" w:color="BFC7D5"/>
+            </w:tcBorders>
             <w:vAlign w:val="center"/>
           </w:tcPr>
           <w:p>
@@ -4087,8 +4809,12 @@
         </w:tc>
         <w:tc>
           <w:tcPr>
-            <w:tcW w:w="2199" w:type="dxa"/>
-            <w:tcBorders/>
+            <w:tcW w:w="2234" w:type="dxa"/>
+            <w:tcBorders>
+              <w:left w:val="single" w:sz="2" w:space="0" w:color="BFC7D5"/>
+              <w:bottom w:val="single" w:sz="2" w:space="0" w:color="BFC7D5"/>
+              <w:right w:val="single" w:sz="6" w:space="0" w:color="BFC7D5"/>
+            </w:tcBorders>
             <w:vAlign w:val="center"/>
           </w:tcPr>
           <w:p>
@@ -4113,8 +4839,12 @@
         </w:tc>
         <w:tc>
           <w:tcPr>
-            <w:tcW w:w="1065" w:type="dxa"/>
-            <w:tcBorders/>
+            <w:tcW w:w="1071" w:type="dxa"/>
+            <w:tcBorders>
+              <w:left w:val="single" w:sz="2" w:space="0" w:color="BFC7D5"/>
+              <w:bottom w:val="single" w:sz="2" w:space="0" w:color="BFC7D5"/>
+              <w:right w:val="single" w:sz="6" w:space="0" w:color="BFC7D5"/>
+            </w:tcBorders>
             <w:vAlign w:val="center"/>
           </w:tcPr>
           <w:p>
@@ -4136,8 +4866,12 @@
         <w:trPr/>
         <w:tc>
           <w:tcPr>
-            <w:tcW w:w="1314" w:type="dxa"/>
-            <w:tcBorders/>
+            <w:tcW w:w="1347" w:type="dxa"/>
+            <w:tcBorders>
+              <w:left w:val="single" w:sz="6" w:space="0" w:color="BFC7D5"/>
+              <w:bottom w:val="single" w:sz="6" w:space="0" w:color="BFC7D5"/>
+              <w:right w:val="single" w:sz="6" w:space="0" w:color="BFC7D5"/>
+            </w:tcBorders>
             <w:vAlign w:val="center"/>
           </w:tcPr>
           <w:p>
@@ -4156,8 +4890,12 @@
         </w:tc>
         <w:tc>
           <w:tcPr>
-            <w:tcW w:w="2199" w:type="dxa"/>
-            <w:tcBorders/>
+            <w:tcW w:w="2234" w:type="dxa"/>
+            <w:tcBorders>
+              <w:left w:val="single" w:sz="2" w:space="0" w:color="BFC7D5"/>
+              <w:bottom w:val="single" w:sz="6" w:space="0" w:color="BFC7D5"/>
+              <w:right w:val="single" w:sz="6" w:space="0" w:color="BFC7D5"/>
+            </w:tcBorders>
             <w:vAlign w:val="center"/>
           </w:tcPr>
           <w:p>
@@ -4176,8 +4914,12 @@
         </w:tc>
         <w:tc>
           <w:tcPr>
-            <w:tcW w:w="1065" w:type="dxa"/>
-            <w:tcBorders/>
+            <w:tcW w:w="1071" w:type="dxa"/>
+            <w:tcBorders>
+              <w:left w:val="single" w:sz="2" w:space="0" w:color="BFC7D5"/>
+              <w:bottom w:val="single" w:sz="6" w:space="0" w:color="BFC7D5"/>
+              <w:right w:val="single" w:sz="6" w:space="0" w:color="BFC7D5"/>
+            </w:tcBorders>
             <w:vAlign w:val="center"/>
           </w:tcPr>
           <w:p>
@@ -4228,21 +4970,21 @@
     </w:p>
     <w:tbl>
       <w:tblPr>
-        <w:tblW w:w="4578" w:type="dxa"/>
-        <w:jc w:val="left"/>
-        <w:tblInd w:w="0" w:type="dxa"/>
+        <w:tblW w:w="4652" w:type="dxa"/>
+        <w:jc w:val="left"/>
+        <w:tblInd w:w="-7" w:type="dxa"/>
         <w:tblLayout w:type="fixed"/>
         <w:tblCellMar>
-          <w:top w:w="28" w:type="dxa"/>
-          <w:left w:w="28" w:type="dxa"/>
-          <w:bottom w:w="28" w:type="dxa"/>
-          <w:right w:w="28" w:type="dxa"/>
+          <w:top w:w="60" w:type="dxa"/>
+          <w:left w:w="60" w:type="dxa"/>
+          <w:bottom w:w="60" w:type="dxa"/>
+          <w:right w:w="60" w:type="dxa"/>
         </w:tblCellMar>
       </w:tblPr>
       <w:tblGrid>
-        <w:gridCol w:w="1216"/>
-        <w:gridCol w:w="2041"/>
-        <w:gridCol w:w="1321"/>
+        <w:gridCol w:w="1250"/>
+        <w:gridCol w:w="2076"/>
+        <w:gridCol w:w="1326"/>
       </w:tblGrid>
       <w:tr>
         <w:trPr>
@@ -4250,66 +4992,90 @@
         </w:trPr>
         <w:tc>
           <w:tcPr>
-            <w:tcW w:w="1216" w:type="dxa"/>
-            <w:tcBorders/>
+            <w:tcW w:w="1250" w:type="dxa"/>
+            <w:tcBorders>
+              <w:top w:val="single" w:sz="6" w:space="0" w:color="BFC7D5"/>
+              <w:left w:val="single" w:sz="6" w:space="0" w:color="BFC7D5"/>
+              <w:bottom w:val="single" w:sz="2" w:space="0" w:color="BFC7D5"/>
+              <w:right w:val="single" w:sz="6" w:space="0" w:color="BFC7D5"/>
+            </w:tcBorders>
+            <w:shd w:fill="1F3A5F" w:val="clear"/>
             <w:vAlign w:val="center"/>
           </w:tcPr>
           <w:p>
             <w:pPr>
               <w:pStyle w:val="TableHeading"/>
-              <w:suppressLineNumbers/>
-              <w:shd w:fill="1F3A5F" w:val="clear"/>
-              <w:bidi w:val="0"/>
-              <w:spacing w:before="0" w:after="283"/>
-              <w:jc w:val="center"/>
-              <w:rPr/>
-            </w:pPr>
-            <w:r>
-              <w:rPr/>
+              <w:bidi w:val="0"/>
+              <w:spacing w:before="0" w:after="283"/>
+              <w:jc w:val="left"/>
+              <w:rPr>
+                <w:color w:val="FFFFFF"/>
+              </w:rPr>
+            </w:pPr>
+            <w:r>
+              <w:rPr>
+                <w:color w:val="FFFFFF"/>
+              </w:rPr>
               <w:t>Gap</w:t>
             </w:r>
           </w:p>
         </w:tc>
         <w:tc>
           <w:tcPr>
-            <w:tcW w:w="2041" w:type="dxa"/>
-            <w:tcBorders/>
+            <w:tcW w:w="2076" w:type="dxa"/>
+            <w:tcBorders>
+              <w:top w:val="single" w:sz="6" w:space="0" w:color="BFC7D5"/>
+              <w:left w:val="single" w:sz="2" w:space="0" w:color="BFC7D5"/>
+              <w:bottom w:val="single" w:sz="2" w:space="0" w:color="BFC7D5"/>
+              <w:right w:val="single" w:sz="6" w:space="0" w:color="BFC7D5"/>
+            </w:tcBorders>
+            <w:shd w:fill="1F3A5F" w:val="clear"/>
             <w:vAlign w:val="center"/>
           </w:tcPr>
           <w:p>
             <w:pPr>
               <w:pStyle w:val="TableHeading"/>
-              <w:suppressLineNumbers/>
-              <w:shd w:fill="1F3A5F" w:val="clear"/>
-              <w:bidi w:val="0"/>
-              <w:spacing w:before="0" w:after="283"/>
-              <w:jc w:val="center"/>
-              <w:rPr/>
-            </w:pPr>
-            <w:r>
-              <w:rPr/>
+              <w:bidi w:val="0"/>
+              <w:spacing w:before="0" w:after="283"/>
+              <w:jc w:val="left"/>
+              <w:rPr>
+                <w:color w:val="FFFFFF"/>
+              </w:rPr>
+            </w:pPr>
+            <w:r>
+              <w:rPr>
+                <w:color w:val="FFFFFF"/>
+              </w:rPr>
               <w:t>Current state</w:t>
             </w:r>
           </w:p>
         </w:tc>
         <w:tc>
           <w:tcPr>
-            <w:tcW w:w="1321" w:type="dxa"/>
-            <w:tcBorders/>
+            <w:tcW w:w="1326" w:type="dxa"/>
+            <w:tcBorders>
+              <w:top w:val="single" w:sz="6" w:space="0" w:color="BFC7D5"/>
+              <w:left w:val="single" w:sz="2" w:space="0" w:color="BFC7D5"/>
+              <w:bottom w:val="single" w:sz="2" w:space="0" w:color="BFC7D5"/>
+              <w:right w:val="single" w:sz="6" w:space="0" w:color="BFC7D5"/>
+            </w:tcBorders>
+            <w:shd w:fill="1F3A5F" w:val="clear"/>
             <w:vAlign w:val="center"/>
           </w:tcPr>
           <w:p>
             <w:pPr>
               <w:pStyle w:val="TableHeading"/>
-              <w:suppressLineNumbers/>
-              <w:shd w:fill="1F3A5F" w:val="clear"/>
-              <w:bidi w:val="0"/>
-              <w:spacing w:before="0" w:after="283"/>
-              <w:jc w:val="center"/>
-              <w:rPr/>
-            </w:pPr>
-            <w:r>
-              <w:rPr/>
+              <w:bidi w:val="0"/>
+              <w:spacing w:before="0" w:after="283"/>
+              <w:jc w:val="left"/>
+              <w:rPr>
+                <w:color w:val="FFFFFF"/>
+              </w:rPr>
+            </w:pPr>
+            <w:r>
+              <w:rPr>
+                <w:color w:val="FFFFFF"/>
+              </w:rPr>
               <w:t>Consequence</w:t>
             </w:r>
           </w:p>
@@ -4319,8 +5085,12 @@
         <w:trPr/>
         <w:tc>
           <w:tcPr>
-            <w:tcW w:w="1216" w:type="dxa"/>
-            <w:tcBorders/>
+            <w:tcW w:w="1250" w:type="dxa"/>
+            <w:tcBorders>
+              <w:left w:val="single" w:sz="6" w:space="0" w:color="BFC7D5"/>
+              <w:bottom w:val="single" w:sz="2" w:space="0" w:color="BFC7D5"/>
+              <w:right w:val="single" w:sz="6" w:space="0" w:color="BFC7D5"/>
+            </w:tcBorders>
             <w:vAlign w:val="center"/>
           </w:tcPr>
           <w:p>
@@ -4339,8 +5109,12 @@
         </w:tc>
         <w:tc>
           <w:tcPr>
-            <w:tcW w:w="2041" w:type="dxa"/>
-            <w:tcBorders/>
+            <w:tcW w:w="2076" w:type="dxa"/>
+            <w:tcBorders>
+              <w:left w:val="single" w:sz="2" w:space="0" w:color="BFC7D5"/>
+              <w:bottom w:val="single" w:sz="2" w:space="0" w:color="BFC7D5"/>
+              <w:right w:val="single" w:sz="6" w:space="0" w:color="BFC7D5"/>
+            </w:tcBorders>
             <w:vAlign w:val="center"/>
           </w:tcPr>
           <w:p>
@@ -4369,8 +5143,12 @@
         </w:tc>
         <w:tc>
           <w:tcPr>
-            <w:tcW w:w="1321" w:type="dxa"/>
-            <w:tcBorders/>
+            <w:tcW w:w="1326" w:type="dxa"/>
+            <w:tcBorders>
+              <w:left w:val="single" w:sz="2" w:space="0" w:color="BFC7D5"/>
+              <w:bottom w:val="single" w:sz="2" w:space="0" w:color="BFC7D5"/>
+              <w:right w:val="single" w:sz="6" w:space="0" w:color="BFC7D5"/>
+            </w:tcBorders>
             <w:vAlign w:val="center"/>
           </w:tcPr>
           <w:p>
@@ -4392,8 +5170,12 @@
         <w:trPr/>
         <w:tc>
           <w:tcPr>
-            <w:tcW w:w="1216" w:type="dxa"/>
-            <w:tcBorders/>
+            <w:tcW w:w="1250" w:type="dxa"/>
+            <w:tcBorders>
+              <w:left w:val="single" w:sz="6" w:space="0" w:color="BFC7D5"/>
+              <w:bottom w:val="single" w:sz="2" w:space="0" w:color="BFC7D5"/>
+              <w:right w:val="single" w:sz="6" w:space="0" w:color="BFC7D5"/>
+            </w:tcBorders>
             <w:vAlign w:val="center"/>
           </w:tcPr>
           <w:p>
@@ -4412,8 +5194,12 @@
         </w:tc>
         <w:tc>
           <w:tcPr>
-            <w:tcW w:w="2041" w:type="dxa"/>
-            <w:tcBorders/>
+            <w:tcW w:w="2076" w:type="dxa"/>
+            <w:tcBorders>
+              <w:left w:val="single" w:sz="2" w:space="0" w:color="BFC7D5"/>
+              <w:bottom w:val="single" w:sz="2" w:space="0" w:color="BFC7D5"/>
+              <w:right w:val="single" w:sz="6" w:space="0" w:color="BFC7D5"/>
+            </w:tcBorders>
             <w:vAlign w:val="center"/>
           </w:tcPr>
           <w:p>
@@ -4432,8 +5218,12 @@
         </w:tc>
         <w:tc>
           <w:tcPr>
-            <w:tcW w:w="1321" w:type="dxa"/>
-            <w:tcBorders/>
+            <w:tcW w:w="1326" w:type="dxa"/>
+            <w:tcBorders>
+              <w:left w:val="single" w:sz="2" w:space="0" w:color="BFC7D5"/>
+              <w:bottom w:val="single" w:sz="2" w:space="0" w:color="BFC7D5"/>
+              <w:right w:val="single" w:sz="6" w:space="0" w:color="BFC7D5"/>
+            </w:tcBorders>
             <w:vAlign w:val="center"/>
           </w:tcPr>
           <w:p>
@@ -4465,8 +5255,12 @@
         <w:trPr/>
         <w:tc>
           <w:tcPr>
-            <w:tcW w:w="1216" w:type="dxa"/>
-            <w:tcBorders/>
+            <w:tcW w:w="1250" w:type="dxa"/>
+            <w:tcBorders>
+              <w:left w:val="single" w:sz="6" w:space="0" w:color="BFC7D5"/>
+              <w:bottom w:val="single" w:sz="2" w:space="0" w:color="BFC7D5"/>
+              <w:right w:val="single" w:sz="6" w:space="0" w:color="BFC7D5"/>
+            </w:tcBorders>
             <w:vAlign w:val="center"/>
           </w:tcPr>
           <w:p>
@@ -4485,8 +5279,12 @@
         </w:tc>
         <w:tc>
           <w:tcPr>
-            <w:tcW w:w="2041" w:type="dxa"/>
-            <w:tcBorders/>
+            <w:tcW w:w="2076" w:type="dxa"/>
+            <w:tcBorders>
+              <w:left w:val="single" w:sz="2" w:space="0" w:color="BFC7D5"/>
+              <w:bottom w:val="single" w:sz="2" w:space="0" w:color="BFC7D5"/>
+              <w:right w:val="single" w:sz="6" w:space="0" w:color="BFC7D5"/>
+            </w:tcBorders>
             <w:vAlign w:val="center"/>
           </w:tcPr>
           <w:p>
@@ -4511,8 +5309,12 @@
         </w:tc>
         <w:tc>
           <w:tcPr>
-            <w:tcW w:w="1321" w:type="dxa"/>
-            <w:tcBorders/>
+            <w:tcW w:w="1326" w:type="dxa"/>
+            <w:tcBorders>
+              <w:left w:val="single" w:sz="2" w:space="0" w:color="BFC7D5"/>
+              <w:bottom w:val="single" w:sz="2" w:space="0" w:color="BFC7D5"/>
+              <w:right w:val="single" w:sz="6" w:space="0" w:color="BFC7D5"/>
+            </w:tcBorders>
             <w:vAlign w:val="center"/>
           </w:tcPr>
           <w:p>
@@ -4544,8 +5346,12 @@
         <w:trPr/>
         <w:tc>
           <w:tcPr>
-            <w:tcW w:w="1216" w:type="dxa"/>
-            <w:tcBorders/>
+            <w:tcW w:w="1250" w:type="dxa"/>
+            <w:tcBorders>
+              <w:left w:val="single" w:sz="6" w:space="0" w:color="BFC7D5"/>
+              <w:bottom w:val="single" w:sz="2" w:space="0" w:color="BFC7D5"/>
+              <w:right w:val="single" w:sz="6" w:space="0" w:color="BFC7D5"/>
+            </w:tcBorders>
             <w:vAlign w:val="center"/>
           </w:tcPr>
           <w:p>
@@ -4564,8 +5370,12 @@
         </w:tc>
         <w:tc>
           <w:tcPr>
-            <w:tcW w:w="2041" w:type="dxa"/>
-            <w:tcBorders/>
+            <w:tcW w:w="2076" w:type="dxa"/>
+            <w:tcBorders>
+              <w:left w:val="single" w:sz="2" w:space="0" w:color="BFC7D5"/>
+              <w:bottom w:val="single" w:sz="2" w:space="0" w:color="BFC7D5"/>
+              <w:right w:val="single" w:sz="6" w:space="0" w:color="BFC7D5"/>
+            </w:tcBorders>
             <w:vAlign w:val="center"/>
           </w:tcPr>
           <w:p>
@@ -4584,8 +5394,12 @@
         </w:tc>
         <w:tc>
           <w:tcPr>
-            <w:tcW w:w="1321" w:type="dxa"/>
-            <w:tcBorders/>
+            <w:tcW w:w="1326" w:type="dxa"/>
+            <w:tcBorders>
+              <w:left w:val="single" w:sz="2" w:space="0" w:color="BFC7D5"/>
+              <w:bottom w:val="single" w:sz="2" w:space="0" w:color="BFC7D5"/>
+              <w:right w:val="single" w:sz="6" w:space="0" w:color="BFC7D5"/>
+            </w:tcBorders>
             <w:vAlign w:val="center"/>
           </w:tcPr>
           <w:p>
@@ -4607,8 +5421,12 @@
         <w:trPr/>
         <w:tc>
           <w:tcPr>
-            <w:tcW w:w="1216" w:type="dxa"/>
-            <w:tcBorders/>
+            <w:tcW w:w="1250" w:type="dxa"/>
+            <w:tcBorders>
+              <w:left w:val="single" w:sz="6" w:space="0" w:color="BFC7D5"/>
+              <w:bottom w:val="single" w:sz="2" w:space="0" w:color="BFC7D5"/>
+              <w:right w:val="single" w:sz="6" w:space="0" w:color="BFC7D5"/>
+            </w:tcBorders>
             <w:vAlign w:val="center"/>
           </w:tcPr>
           <w:p>
@@ -4627,8 +5445,12 @@
         </w:tc>
         <w:tc>
           <w:tcPr>
-            <w:tcW w:w="2041" w:type="dxa"/>
-            <w:tcBorders/>
+            <w:tcW w:w="2076" w:type="dxa"/>
+            <w:tcBorders>
+              <w:left w:val="single" w:sz="2" w:space="0" w:color="BFC7D5"/>
+              <w:bottom w:val="single" w:sz="2" w:space="0" w:color="BFC7D5"/>
+              <w:right w:val="single" w:sz="6" w:space="0" w:color="BFC7D5"/>
+            </w:tcBorders>
             <w:vAlign w:val="center"/>
           </w:tcPr>
           <w:p>
@@ -4647,8 +5469,12 @@
         </w:tc>
         <w:tc>
           <w:tcPr>
-            <w:tcW w:w="1321" w:type="dxa"/>
-            <w:tcBorders/>
+            <w:tcW w:w="1326" w:type="dxa"/>
+            <w:tcBorders>
+              <w:left w:val="single" w:sz="2" w:space="0" w:color="BFC7D5"/>
+              <w:bottom w:val="single" w:sz="2" w:space="0" w:color="BFC7D5"/>
+              <w:right w:val="single" w:sz="6" w:space="0" w:color="BFC7D5"/>
+            </w:tcBorders>
             <w:vAlign w:val="center"/>
           </w:tcPr>
           <w:p>
@@ -4670,8 +5496,12 @@
         <w:trPr/>
         <w:tc>
           <w:tcPr>
-            <w:tcW w:w="1216" w:type="dxa"/>
-            <w:tcBorders/>
+            <w:tcW w:w="1250" w:type="dxa"/>
+            <w:tcBorders>
+              <w:left w:val="single" w:sz="6" w:space="0" w:color="BFC7D5"/>
+              <w:bottom w:val="single" w:sz="2" w:space="0" w:color="BFC7D5"/>
+              <w:right w:val="single" w:sz="6" w:space="0" w:color="BFC7D5"/>
+            </w:tcBorders>
             <w:vAlign w:val="center"/>
           </w:tcPr>
           <w:p>
@@ -4690,8 +5520,12 @@
         </w:tc>
         <w:tc>
           <w:tcPr>
-            <w:tcW w:w="2041" w:type="dxa"/>
-            <w:tcBorders/>
+            <w:tcW w:w="2076" w:type="dxa"/>
+            <w:tcBorders>
+              <w:left w:val="single" w:sz="2" w:space="0" w:color="BFC7D5"/>
+              <w:bottom w:val="single" w:sz="2" w:space="0" w:color="BFC7D5"/>
+              <w:right w:val="single" w:sz="6" w:space="0" w:color="BFC7D5"/>
+            </w:tcBorders>
             <w:vAlign w:val="center"/>
           </w:tcPr>
           <w:p>
@@ -4716,8 +5550,12 @@
         </w:tc>
         <w:tc>
           <w:tcPr>
-            <w:tcW w:w="1321" w:type="dxa"/>
-            <w:tcBorders/>
+            <w:tcW w:w="1326" w:type="dxa"/>
+            <w:tcBorders>
+              <w:left w:val="single" w:sz="2" w:space="0" w:color="BFC7D5"/>
+              <w:bottom w:val="single" w:sz="2" w:space="0" w:color="BFC7D5"/>
+              <w:right w:val="single" w:sz="6" w:space="0" w:color="BFC7D5"/>
+            </w:tcBorders>
             <w:vAlign w:val="center"/>
           </w:tcPr>
           <w:p>
@@ -4739,77 +5577,99 @@
         <w:trPr/>
         <w:tc>
           <w:tcPr>
-            <w:tcW w:w="1216" w:type="dxa"/>
-            <w:tcBorders/>
-            <w:vAlign w:val="center"/>
-          </w:tcPr>
-          <w:p>
-            <w:pPr>
-              <w:pStyle w:val="TableContents"/>
-              <w:bidi w:val="0"/>
-              <w:spacing w:before="0" w:after="283"/>
-              <w:jc w:val="left"/>
-              <w:rPr/>
-            </w:pPr>
-            <w:r>
-              <w:rPr/>
-              <w:t>No versioning to anchor a review period to</w:t>
-            </w:r>
-          </w:p>
-        </w:tc>
-        <w:tc>
-          <w:tcPr>
-            <w:tcW w:w="2041" w:type="dxa"/>
-            <w:tcBorders/>
-            <w:vAlign w:val="center"/>
-          </w:tcPr>
-          <w:p>
-            <w:pPr>
-              <w:pStyle w:val="TableContents"/>
-              <w:bidi w:val="0"/>
-              <w:spacing w:before="0" w:after="283"/>
-              <w:jc w:val="left"/>
-              <w:rPr/>
-            </w:pPr>
-            <w:r>
-              <w:rPr/>
-              <w:t xml:space="preserve">No git tags, no CHANGELOG; </w:t>
+            <w:tcW w:w="1250" w:type="dxa"/>
+            <w:tcBorders>
+              <w:left w:val="single" w:sz="6" w:space="0" w:color="BFC7D5"/>
+              <w:bottom w:val="single" w:sz="2" w:space="0" w:color="BFC7D5"/>
+              <w:right w:val="single" w:sz="6" w:space="0" w:color="BFC7D5"/>
+            </w:tcBorders>
+            <w:vAlign w:val="center"/>
+          </w:tcPr>
+          <w:p>
+            <w:pPr>
+              <w:pStyle w:val="TableContents"/>
+              <w:bidi w:val="0"/>
+              <w:spacing w:before="0" w:after="283"/>
+              <w:jc w:val="left"/>
+              <w:rPr/>
+            </w:pPr>
+            <w:r>
+              <w:rPr/>
+              <w:t>Versioning to anchor a review period to</w:t>
+            </w:r>
+          </w:p>
+        </w:tc>
+        <w:tc>
+          <w:tcPr>
+            <w:tcW w:w="2076" w:type="dxa"/>
+            <w:tcBorders>
+              <w:left w:val="single" w:sz="2" w:space="0" w:color="BFC7D5"/>
+              <w:bottom w:val="single" w:sz="2" w:space="0" w:color="BFC7D5"/>
+              <w:right w:val="single" w:sz="6" w:space="0" w:color="BFC7D5"/>
+            </w:tcBorders>
+            <w:vAlign w:val="center"/>
+          </w:tcPr>
+          <w:p>
+            <w:pPr>
+              <w:pStyle w:val="TableContents"/>
+              <w:bidi w:val="0"/>
+              <w:spacing w:before="0" w:after="283"/>
+              <w:jc w:val="left"/>
+              <w:rPr/>
+            </w:pPr>
+            <w:r>
+              <w:rPr/>
+              <w:t xml:space="preserve">Resolved 2026-10-06: tags </w:t>
             </w:r>
             <w:r>
               <w:rPr>
                 <w:rStyle w:val="SourceText"/>
               </w:rPr>
-              <w:t>frontend/package.json</w:t>
-            </w:r>
-            <w:r>
-              <w:rPr/>
-              <w:t xml:space="preserve"> is </w:t>
+              <w:t>v1.4.0</w:t>
+            </w:r>
+            <w:r>
+              <w:rPr/>
+              <w:t xml:space="preserve">, </w:t>
             </w:r>
             <w:r>
               <w:rPr>
                 <w:rStyle w:val="SourceText"/>
               </w:rPr>
-              <w:t>"0.0.0"</w:t>
-            </w:r>
-          </w:p>
-        </w:tc>
-        <w:tc>
-          <w:tcPr>
-            <w:tcW w:w="1321" w:type="dxa"/>
-            <w:tcBorders/>
-            <w:vAlign w:val="center"/>
-          </w:tcPr>
-          <w:p>
-            <w:pPr>
-              <w:pStyle w:val="TableContents"/>
-              <w:bidi w:val="0"/>
-              <w:spacing w:before="0" w:after="283"/>
-              <w:jc w:val="left"/>
-              <w:rPr/>
-            </w:pPr>
-            <w:r>
-              <w:rPr/>
-              <w:t>Review periods must be delimited by date and commit SHA rather than by release</w:t>
+              <w:t>v1.4.1</w:t>
+            </w:r>
+            <w:r>
+              <w:rPr/>
+              <w:t xml:space="preserve"> and </w:t>
+            </w:r>
+            <w:r>
+              <w:rPr>
+                <w:rStyle w:val="SourceText"/>
+              </w:rPr>
+              <w:t>CHANGELOG.md</w:t>
+            </w:r>
+          </w:p>
+        </w:tc>
+        <w:tc>
+          <w:tcPr>
+            <w:tcW w:w="1326" w:type="dxa"/>
+            <w:tcBorders>
+              <w:left w:val="single" w:sz="2" w:space="0" w:color="BFC7D5"/>
+              <w:bottom w:val="single" w:sz="2" w:space="0" w:color="BFC7D5"/>
+              <w:right w:val="single" w:sz="6" w:space="0" w:color="BFC7D5"/>
+            </w:tcBorders>
+            <w:vAlign w:val="center"/>
+          </w:tcPr>
+          <w:p>
+            <w:pPr>
+              <w:pStyle w:val="TableContents"/>
+              <w:bidi w:val="0"/>
+              <w:spacing w:before="0" w:after="283"/>
+              <w:jc w:val="left"/>
+              <w:rPr/>
+            </w:pPr>
+            <w:r>
+              <w:rPr/>
+              <w:t>Periods before 2026-10-06 are delimited by date and commit SHA; later ones by release</w:t>
             </w:r>
           </w:p>
         </w:tc>
@@ -4818,8 +5678,12 @@
         <w:trPr/>
         <w:tc>
           <w:tcPr>
-            <w:tcW w:w="1216" w:type="dxa"/>
-            <w:tcBorders/>
+            <w:tcW w:w="1250" w:type="dxa"/>
+            <w:tcBorders>
+              <w:left w:val="single" w:sz="6" w:space="0" w:color="BFC7D5"/>
+              <w:bottom w:val="single" w:sz="6" w:space="0" w:color="BFC7D5"/>
+              <w:right w:val="single" w:sz="6" w:space="0" w:color="BFC7D5"/>
+            </w:tcBorders>
             <w:vAlign w:val="center"/>
           </w:tcPr>
           <w:p>
@@ -4838,8 +5702,12 @@
         </w:tc>
         <w:tc>
           <w:tcPr>
-            <w:tcW w:w="2041" w:type="dxa"/>
-            <w:tcBorders/>
+            <w:tcW w:w="2076" w:type="dxa"/>
+            <w:tcBorders>
+              <w:left w:val="single" w:sz="2" w:space="0" w:color="BFC7D5"/>
+              <w:bottom w:val="single" w:sz="6" w:space="0" w:color="BFC7D5"/>
+              <w:right w:val="single" w:sz="6" w:space="0" w:color="BFC7D5"/>
+            </w:tcBorders>
             <w:vAlign w:val="center"/>
           </w:tcPr>
           <w:p>
@@ -4868,7 +5736,7 @@
               <w:rPr>
                 <w:rStyle w:val="SourceText"/>
               </w:rPr>
-              <w:t>backend/app/main.py:135</w:t>
+              <w:t>backend/app/main.py:157</w:t>
             </w:r>
             <w:r>
               <w:rPr/>
@@ -4878,8 +5746,12 @@
         </w:tc>
         <w:tc>
           <w:tcPr>
-            <w:tcW w:w="1321" w:type="dxa"/>
-            <w:tcBorders/>
+            <w:tcW w:w="1326" w:type="dxa"/>
+            <w:tcBorders>
+              <w:left w:val="single" w:sz="2" w:space="0" w:color="BFC7D5"/>
+              <w:bottom w:val="single" w:sz="6" w:space="0" w:color="BFC7D5"/>
+              <w:right w:val="single" w:sz="6" w:space="0" w:color="BFC7D5"/>
+            </w:tcBorders>
             <w:vAlign w:val="center"/>
           </w:tcPr>
           <w:p>
@@ -5203,6 +6075,16 @@
       <w:szCs w:val="18"/>
     </w:rPr>
   </w:style>
+  <w:style w:type="paragraph" w:styleId="BlockQuotation">
+    <w:name w:val="Block Quotation"/>
+    <w:basedOn w:val="Normal"/>
+    <w:qFormat/>
+    <w:pPr>
+      <w:spacing w:before="0" w:after="283"/>
+      <w:ind w:hanging="0" w:left="567" w:right="567"/>
+    </w:pPr>
+    <w:rPr/>
+  </w:style>
 </w:styles>
 </file>
 
